--- a/data/outputs/v2/Chemistry/SS1.1_Introduction_to_Chemistry/Chemistry_Introduction_to_Chemistry_SummaryTable.docx
+++ b/data/outputs/v2/Chemistry/SS1.1_Introduction_to_Chemistry/Chemistry_Introduction_to_Chemistry_SummaryTable.docx
@@ -38,6 +38,177 @@
           <w:szCs w:val="22"/>
         </w:rPr>
         <w:t xml:space="preserve">Sub-Strand 1.1: Introduction to Chemistry — Teacher Reference (Pre-filled)</w:t>
+      </w:r>
+    </w:p>
+    <w:p>
+      <w:pPr>
+        <w:spacing w:after="80" w:before="120"/>
+      </w:pPr>
+      <w:r>
+        <w:rPr>
+          <w:rFonts w:ascii="Arial" w:cs="Arial" w:eastAsia="Arial" w:hAnsi="Arial"/>
+          <w:b/>
+          <w:bCs/>
+          <w:color w:val="1F3864"/>
+          <w:sz w:val="20"/>
+          <w:szCs w:val="20"/>
+        </w:rPr>
+        <w:t xml:space="preserve">ATTRIBUTION AND LICENSING</w:t>
+      </w:r>
+    </w:p>
+    <w:p>
+      <w:pPr>
+        <w:spacing w:after="60" w:before="0"/>
+      </w:pPr>
+      <w:r>
+        <w:rPr>
+          <w:rFonts w:ascii="Arial" w:cs="Arial" w:eastAsia="Arial" w:hAnsi="Arial"/>
+          <w:b/>
+          <w:bCs/>
+          <w:sz w:val="17"/>
+          <w:szCs w:val="17"/>
+        </w:rPr>
+        <w:t xml:space="preserve">Curriculum Alignment: </w:t>
+      </w:r>
+      <w:r>
+        <w:rPr>
+          <w:rFonts w:ascii="Arial" w:cs="Arial" w:eastAsia="Arial" w:hAnsi="Arial"/>
+          <w:sz w:val="17"/>
+          <w:szCs w:val="17"/>
+        </w:rPr>
+        <w:t xml:space="preserve">Structured in pedagogical alignment with the competence-based curriculum format and learning outcomes established by the Kenya Institute of Curriculum Development (KICD). This material is independently developed and is not officially endorsed or published by KICD.</w:t>
+      </w:r>
+    </w:p>
+    <w:p>
+      <w:pPr>
+        <w:spacing w:after="60" w:before="0"/>
+      </w:pPr>
+      <w:r>
+        <w:rPr>
+          <w:rFonts w:ascii="Arial" w:cs="Arial" w:eastAsia="Arial" w:hAnsi="Arial"/>
+          <w:b/>
+          <w:bCs/>
+          <w:sz w:val="17"/>
+          <w:szCs w:val="17"/>
+        </w:rPr>
+        <w:t xml:space="preserve">Content &amp; Pedagogy: </w:t>
+      </w:r>
+      <w:r>
+        <w:rPr>
+          <w:rFonts w:ascii="Arial" w:cs="Arial" w:eastAsia="Arial" w:hAnsi="Arial"/>
+          <w:sz w:val="17"/>
+          <w:szCs w:val="17"/>
+        </w:rPr>
+        <w:t xml:space="preserve">Developed and adapted by the educator team at SeaVuria (registered 501(c)(3) in the United States and registered NGO in Kenya, No. 872-850A-BF11), who designed the pedagogical framework, lesson templates and exemplar lessons on which this material is based.</w:t>
+      </w:r>
+    </w:p>
+    <w:p>
+      <w:pPr>
+        <w:spacing w:after="60" w:before="0"/>
+      </w:pPr>
+      <w:r>
+        <w:rPr>
+          <w:rFonts w:ascii="Arial" w:cs="Arial" w:eastAsia="Arial" w:hAnsi="Arial"/>
+          <w:b/>
+          <w:bCs/>
+          <w:sz w:val="17"/>
+          <w:szCs w:val="17"/>
+        </w:rPr>
+        <w:t xml:space="preserve">Production &amp; Layout: </w:t>
+      </w:r>
+      <w:r>
+        <w:rPr>
+          <w:rFonts w:ascii="Arial" w:cs="Arial" w:eastAsia="Arial" w:hAnsi="Arial"/>
+          <w:sz w:val="17"/>
+          <w:szCs w:val="17"/>
+        </w:rPr>
+        <w:t xml:space="preserve">Educational design and curriculum sequencing by SeaVuria. Technical layout, structural formatting, and digital optimization/implementation executed in partnership with ARES Education (registered 501(c)(3) in the United States and Canada (as Afretech Aid) and registered NGO in Kenya), with lesson drafting and compilation assisted by AI (Claude, Anthropic).</w:t>
+      </w:r>
+    </w:p>
+    <w:p>
+      <w:pPr>
+        <w:pBdr>
+          <w:bottom w:val="single" w:color="1F3864" w:sz="6" w:space="6"/>
+        </w:pBdr>
+        <w:spacing w:after="60" w:before="0"/>
+      </w:pPr>
+      <w:r>
+        <w:rPr>
+          <w:rFonts w:ascii="Arial" w:cs="Arial" w:eastAsia="Arial" w:hAnsi="Arial"/>
+          <w:b/>
+          <w:bCs/>
+          <w:sz w:val="17"/>
+          <w:szCs w:val="17"/>
+        </w:rPr>
+        <w:t xml:space="preserve">Licensing &amp; Copyright: </w:t>
+      </w:r>
+      <w:r>
+        <w:rPr>
+          <w:rFonts w:ascii="Arial" w:cs="Arial" w:eastAsia="Arial" w:hAnsi="Arial"/>
+          <w:sz w:val="17"/>
+          <w:szCs w:val="17"/>
+        </w:rPr>
+        <w:t xml:space="preserve">© 2026 SeaVuria and ARES. This work is licensed under a </w:t>
+      </w:r>
+      <w:hyperlink w:history="1" r:id="rIdyahizau88ilnahf595knl">
+        <w:r>
+          <w:rPr>
+            <w:rFonts w:ascii="Arial" w:cs="Arial" w:eastAsia="Arial" w:hAnsi="Arial"/>
+            <w:color w:val="1F6B75"/>
+            <w:sz w:val="17"/>
+            <w:szCs w:val="17"/>
+            <w:u w:val="single" w:color="1F6B75"/>
+          </w:rPr>
+          <w:t xml:space="preserve">Creative Commons Attribution-NonCommercial 4.0 International License</w:t>
+        </w:r>
+      </w:hyperlink>
+      <w:r>
+        <w:rPr>
+          <w:rFonts w:ascii="Arial" w:cs="Arial" w:eastAsia="Arial" w:hAnsi="Arial"/>
+          <w:sz w:val="17"/>
+          <w:szCs w:val="17"/>
+        </w:rPr>
+        <w:t xml:space="preserve"> (</w:t>
+      </w:r>
+      <w:hyperlink w:history="1" r:id="rIdgedyofxojg1uayxjrvfmz">
+        <w:r>
+          <w:rPr>
+            <w:rFonts w:ascii="Arial" w:cs="Arial" w:eastAsia="Arial" w:hAnsi="Arial"/>
+            <w:color w:val="1F6B75"/>
+            <w:sz w:val="17"/>
+            <w:szCs w:val="17"/>
+            <w:u w:val="single" w:color="1F6B75"/>
+          </w:rPr>
+          <w:t xml:space="preserve">CC BY-NC 4.0</w:t>
+        </w:r>
+      </w:hyperlink>
+      <w:r>
+        <w:rPr>
+          <w:rFonts w:ascii="Arial" w:cs="Arial" w:eastAsia="Arial" w:hAnsi="Arial"/>
+          <w:sz w:val="17"/>
+          <w:szCs w:val="17"/>
+        </w:rPr>
+        <w:t xml:space="preserve">). To view a copy of this license, visit </w:t>
+      </w:r>
+      <w:hyperlink w:history="1" r:id="rIdervehv07iwtmgw1btrzvo">
+        <w:r>
+          <w:rPr>
+            <w:rFonts w:ascii="Arial" w:cs="Arial" w:eastAsia="Arial" w:hAnsi="Arial"/>
+            <w:color w:val="1F6B75"/>
+            <w:sz w:val="17"/>
+            <w:szCs w:val="17"/>
+            <w:u w:val="single" w:color="1F6B75"/>
+          </w:rPr>
+          <w:t xml:space="preserve">https://creativecommons.org/licenses/by-nc/4.0/</w:t>
+        </w:r>
+      </w:hyperlink>
+      <w:r>
+        <w:rPr>
+          <w:rFonts w:ascii="Arial" w:cs="Arial" w:eastAsia="Arial" w:hAnsi="Arial"/>
+          <w:sz w:val="17"/>
+          <w:szCs w:val="17"/>
+        </w:rPr>
+        <w:t xml:space="preserve">. You are free to copy, redistribute, and adapt this material in any medium or format, provided appropriate credit is given and the material is not used for commercial purposes. KICD learning outcomes and curriculum designations reproduced here for alignment purposes remain the property of KICD and are not covered by this license. Linked external resources (e.g. CK-12, Khan Academy, PhET) are subject to their own licenses.</w:t>
       </w:r>
     </w:p>
     <w:p>

--- a/data/outputs/v2/Chemistry/SS1.1_Introduction_to_Chemistry/Chemistry_Introduction_to_Chemistry_SummaryTable.docx
+++ b/data/outputs/v2/Chemistry/SS1.1_Introduction_to_Chemistry/Chemistry_Introduction_to_Chemistry_SummaryTable.docx
@@ -564,7 +564,7 @@
                 <w:sz w:val="18"/>
                 <w:szCs w:val="18"/>
               </w:rPr>
-              <w:t xml:space="preserve">Students observed the anchoring phenomenon: raw chapati dough (flour + water + fat) is soft, pale, and pliable, but after cooking on a hot pan it becomes firm, golden-brown, and crisp — and cannot be reversed to raw dough. Teacher should display or demonstrate both states side-by-side. Students also examined other everyday matter changes: a rusting panga, dissolving sugar in chai, burning firewood. Key observation to elicit: the cooked chapati is permanently different from the raw dough — something chemically changed. Prompt students: 'Can you turn the cooked chapati back into raw dough?' (Expected: No.) 'What do you think caused the change?'</w:t>
+              <w:t xml:space="preserve">Raw chapati dough placed on a hot jiko transforms irreversibly into a firm, golden, aromatic chapati. In the PhET States of Matter simulation, water particles move from tightly packed (solid) to loosely spaced (gas) and back — showing that some matter changes are reversible at the particle level, while the chapati change is not.</w:t>
             </w:r>
           </w:p>
         </w:tc>
@@ -596,7 +596,7 @@
                 <w:sz w:val="18"/>
                 <w:szCs w:val="18"/>
               </w:rPr>
-              <w:t xml:space="preserve">Chemistry is the scientific study of matter — its properties, composition, structure, and the changes it undergoes. Matter is anything that has mass and occupies space (e.g., chapati dough, water, air, soil). Changes to matter are classified as: (1) Physical changes — reversible, no new substance formed (e.g., dissolving sugar in water, melting fat); (2) Chemical changes — usually irreversible, new substance(s) formed with different properties (e.g., chapati dough cooking, rusting iron, burning wood). Evidence of chemical change includes colour change, gas production, heat/light release, and irreversibility. The cooked chapati is the anchoring phenomenon for the entire sub-strand — return to it in every lesson.</w:t>
+              <w:t xml:space="preserve">Chemistry is the study of matter, its properties, composition, and the changes it undergoes. Matter is anything that has mass and takes up space. Studying Chemistry helps us understand why and how matter changes — from chapati on a jiko to medicines in our bodies. Some changes in matter are reversible; others (like cooking dough) are not.</w:t>
             </w:r>
           </w:p>
         </w:tc>
@@ -628,7 +628,7 @@
                 <w:sz w:val="18"/>
                 <w:szCs w:val="18"/>
               </w:rPr>
-              <w:t xml:space="preserve">The chapati dough undergoes a chemical change during cooking: heat energy breaks and reforms chemical bonds in the starch and protein molecules of the flour, producing new substances (dextrins, melanoidins via Maillard reaction) with entirely different properties. This is why the change is irreversible. Teacher note: Students commonly confuse physical and chemical changes — use the reversibility test as a quick heuristic ('Can you get back exactly what you started with?'). Cold-call at least 3 students to classify a given change (e.g., chopping onions = physical; frying an egg = chemical). Connect to DQ: Chemistry is the tool that explains why the chapati changed — and why that knowledge matters.</w:t>
+              <w:t xml:space="preserve">Chemistry — and not Biology or Physics alone — is the best tool for explaining the chapati transformation because the change involved the properties, composition, and irreversible chemical change of the matter (dough) itself. Chemistry helps us understand how drugs interact with the body at a molecular level, and why understanding matter changes leads to safer, smarter choices in daily life.</w:t>
             </w:r>
           </w:p>
         </w:tc>
@@ -713,7 +713,7 @@
                 <w:sz w:val="18"/>
                 <w:szCs w:val="18"/>
               </w:rPr>
-              <w:t xml:space="preserve">Students examined a set of Kenyan real-world scenarios (printed cards or written on the board) and attempted to sort them before instruction: (a) a Kericho tea farmer testing soil pH; (b) a Nairobi hospital pharmacist preparing a painkiller; (c) a KPLC engineer working on a nuclear energy report; (d) a cook at a Mombasa hotel preserving fish; (e) a Kisumu water-treatment officer purifying Lake Victoria water. Students recorded which scenarios felt 'similar' and why. Teacher should allow 3–4 minutes of small-group sorting with WAIT TIME before cold-calling 3 groups to share their reasoning.</w:t>
+              <w:t xml:space="preserve">Learners observed 7 colour-coded Branch Cards, each describing one branch of Chemistry (Organic, Inorganic, Physical, Analytical, Biochemistry, Nuclear, Industrial) through a specific Kenyan context — including how Bamburi Cement production relates to Inorganic Chemistry, how KEBS food testing relates to Analytical Chemistry, and how the browning of chapati and nyama choma relates to Biochemistry.</w:t>
             </w:r>
           </w:p>
         </w:tc>
@@ -745,7 +745,7 @@
                 <w:sz w:val="18"/>
                 <w:szCs w:val="18"/>
               </w:rPr>
-              <w:t xml:space="preserve">Chemistry is divided into specialised branches: (1) Organic Chemistry — study of carbon-containing compounds (e.g., carbohydrates in ugali, fats in cooking oil, medicines); (2) Inorganic Chemistry — study of non-carbon compounds (e.g., fertiliser salts, water-treatment chemicals, metals); (3) Physical Chemistry — study of energy and physical properties in chemical processes (e.g., heat released when burning charcoal); (4) Analytical Chemistry — identification and measurement of substances (e.g., KEBS testing unga for contamination); (5) Biochemistry — chemistry of living organisms (e.g., how the body digests githeri); (6) Industrial/Applied Chemistry — large-scale chemical processes (e.g., EABL brewing, Bamburi cement production); (7) Nuclear Chemistry — changes in atomic nuclei (e.g., nuclear energy, medical imaging). Each branch explains a different aspect of why matter behaves as it does.</w:t>
+              <w:t xml:space="preserve">Learners learned that Chemistry is divided into specialised branches, each studying a different aspect of matter and its changes. Biochemistry specifically explains the Maillard reaction — the irreversible chemical transformation of proteins and sugars in chapati dough when exposed to heat — which is why a cooked chapati can never be returned to raw dough. Each branch underpins real Kenyan industries, careers, and daily-life events.</w:t>
             </w:r>
           </w:p>
         </w:tc>
@@ -777,7 +777,7 @@
                 <w:sz w:val="18"/>
                 <w:szCs w:val="18"/>
               </w:rPr>
-              <w:t xml:space="preserve">No branch of Chemistry operates in isolation — the chapati phenomenon, for example, involves organic chemistry (starch and protein reactions), physical chemistry (heat energy transfer), and biochemistry (digestion). Teacher note: Use the sorting activity debrief to correct misconceptions — students often think Chemistry only happens in laboratories. Emphasise that every Kenyan farmer, cook, nurse, and engineer uses chemical knowledge daily, even if they do not call it 'Chemistry.' Pedagogical tip: Create a class 'Branches of Chemistry' anchor chart on the wall and add examples from each subsequent lesson to reinforce cumulative understanding.</w:t>
+              <w:t xml:space="preserve">Using their expanded concept maps and the Maillard reaction diagram, learners explained that the chapati phenomenon involves Biochemistry because it is a chemical reaction between amino acids (from wheat protein) and sugars (from wheat starch) driven by heat, producing new molecules responsible for the brown colour, aroma, and firm texture. Because new, chemically distinct molecules are formed, the change is irreversible — directly answering part of the driving question: 'Chemistry explains what happens to matter around us every day' through the lens of Biochemistry.</w:t>
             </w:r>
           </w:p>
         </w:tc>
@@ -862,7 +862,7 @@
                 <w:sz w:val="18"/>
                 <w:szCs w:val="18"/>
               </w:rPr>
-              <w:t xml:space="preserve">Students observed or read about two contrasting Kenyan farm scenarios: (A) a Rift Valley maize farm using DAP fertiliser and pesticide spray, producing high yields; (B) a farm using no inputs, struggling with poor soil and pest damage. Where possible, teacher should display a bag of DAP fertiliser, a pesticide container label, and a packet of iodised salt for students to read and handle. Students recorded: What chemicals are mentioned on the labels? What do they claim to do? What warnings are given? Allow 5 minutes of label reading before cold-calling 4 students to share one observation each.</w:t>
+              <w:t xml:space="preserve">Learners examined ARES platform resources on fertilisers (NPK/urea) used in Rift Valley maize farming, pesticides (pyrethrum) in Nakuru, soil pH effects on tea in Kericho and maize in Trans Nzoia, and food preservatives (sodium benzoate) and fermentation (lactic acid in uji and mursik). They also observed real Kenyan food product labels (Pembe flour, Bidco oil, Kensalt) identifying preservatives, expiry dates, quality marks, and caution messages.</w:t>
             </w:r>
           </w:p>
         </w:tc>
@@ -894,7 +894,7 @@
                 <w:sz w:val="18"/>
                 <w:szCs w:val="18"/>
               </w:rPr>
-              <w:t xml:space="preserve">Chemistry is applied in Kenyan agriculture and food in three main ways: (1) Fertilisers (e.g., DAP, CAN, urea) — change soil chemistry to supply nitrogen, phosphorus, and potassium that plants need to synthesise proteins and carbohydrates. Overuse causes soil acidification and water pollution — a chemistry consequence. (2) Pesticides and herbicides — chemically target harmful organisms (e.g., organophosphates disrupt insect nerve chemistry) while ideally sparing crops and humans; misuse leads to chemical residues in food. (3) Food chemistry — preservation (salting, pickling, use of sodium benzoate), fortification (iodised salt prevents goitre; fortified unga supplies iron and vitamins), and food safety testing (KEBS analytical chemistry). Understanding chemistry helps farmers and consumers make safer, more productive choices.</w:t>
+              <w:t xml:space="preserve">Chemistry is applied in Kenyan agriculture through fertilisers that change soil chemistry to support crop growth, pesticides that target harmful organisms through chemical reactions, and soil pH management that determines which crops thrive in which regions. In the food industry, Chemistry explains how preservatives prevent spoilage by inhibiting microbial chemical reactions and how fermentation — a chemical change — transforms maize porridge into uji and milk into mursik. These are all examples of Chemistry explaining and controlling changes to matter in daily Kenyan life.</w:t>
             </w:r>
           </w:p>
         </w:tc>
@@ -926,7 +926,7 @@
                 <w:sz w:val="18"/>
                 <w:szCs w:val="18"/>
               </w:rPr>
-              <w:t xml:space="preserve">The same chemistry that makes a pesticide effective (disrupting an organism's biochemical pathways) can make it dangerous to humans if misused — dosage and application method are chemistry decisions. Teacher note: Connect directly to the DQ ('safer, smarter choices') — a farmer who understands fertiliser chemistry avoids over-application that acidifies soil and pollutes Kisumu's water. Connect back to the chapati: the wheat flour in chapati is produced by a farm that used fertiliser chemistry. Pedagogical tip: If a student's family farms, invite them (with sensitivity) to share what inputs their family uses — ground the lesson in lived experience.</w:t>
+              <w:t xml:space="preserve">Just as the chapati dough undergoes an irreversible chemical change on the jiko — transforming matter through heat — Chemistry operates in every stage of Kenya's food chain: changing soil to grow the wheat, preserving the flour on the shelf, and fermenting the uji in the pot. Understanding these chemical changes helps Kenyans make informed, safe, and smart choices — as farmers, consumers, and citizens.</w:t>
             </w:r>
           </w:p>
         </w:tc>
@@ -1011,7 +1011,7 @@
                 <w:sz w:val="18"/>
                 <w:szCs w:val="18"/>
               </w:rPr>
-              <w:t xml:space="preserve">Teacher displays or describes 3 common Kenyan medicine scenarios: (a) a packet of paracetamol (Panadol) with dosage instructions; (b) a newspaper headline about counterfeit medicines seized in Nairobi; (c) a chlorine tablet used to purify drinking water. Students examine the paracetamol label and answer: What is the recommended dose? What happens if you take more? Why does the label say 'keep out of reach of children'? Allow 4 minutes of label analysis, then cold-call 3 students. Teacher should also briefly reference Kenyan pharmaceutical companies (e.g., Dawa Limited, Universal Corporation) as local manufacturers applying chemistry.</w:t>
+              <w:t xml:space="preserve">Learners read and analysed a structured text on Chemistry in medicine (KNH blood tests, anaesthetics, paracetamol), the pharmaceutical industry (drug synthesis, KEBS standards, quality control), and manufacturing (EABL fermentation, Bidco oil refining). They observed how Chemistry operates as the underlying science in each sector and examined product labels for quality marks, expiry dates, and dosage instructions.</w:t>
             </w:r>
           </w:p>
         </w:tc>
@@ -1043,7 +1043,7 @@
                 <w:sz w:val="18"/>
                 <w:szCs w:val="18"/>
               </w:rPr>
-              <w:t xml:space="preserve">(1) Drugs interact with the body at a molecular level — they work by binding to specific receptor molecules or blocking certain chemical reactions in cells. The correct dose delivers a therapeutic effect; an overdose overwhelms the body's chemistry and causes toxicity. (2) Pharmaceutical chemistry involves synthesising, purifying, and testing drug compounds for safety and efficacy — this is why counterfeit medicines (lacking the correct chemical compounds) are dangerous. (3) Manufacturing chemistry: household and industrial products (soap, disinfectant, paint, cement, plastics) are produced through controlled chemical reactions. Examples: Bidco processing cooking oil from palm/sunflower seeds (hydrogenation); Kenpoly manufacturing plastic containers (polymerisation). (4) Water purification uses chlorine chemistry — chlorine reacts with pathogens to render water safe.</w:t>
+              <w:t xml:space="preserve">Learners learned that: (1) Chemistry explains how drugs interact with the body at a molecular level, including why incorrect dosage causes harm; (2) the terms drug, prescription, and dosage have precise scientific meanings that protect consumers; (3) KEBS uses chemical quality standards to safeguard Kenyan consumers; (4) manufacturing industries like EABL (fermentation) and Bidco (oil refining) depend on controlled chemical changes — the same type of irreversible change seen when chapati dough is placed on the jiko.</w:t>
             </w:r>
           </w:p>
         </w:tc>
@@ -1075,7 +1075,7 @@
                 <w:sz w:val="18"/>
                 <w:szCs w:val="18"/>
               </w:rPr>
-              <w:t xml:space="preserve">The concept of dosage is a chemistry concept — the body is a chemical system, and every substance introduced (food, medicine, poison) produces a dose-dependent chemical response. Teacher note: This lesson directly sets up Lessons 7–9 on drug/substance use. Establish early: 'The difference between a medicine and a poison is often the dose' (Paracelsus principle — state it clearly). Cold-call 2 students: 'Give me one example of a chemical manufactured in Kenya and say which branch of Chemistry it involves.' Correct misuse of the word 'chemical' as meaning only dangerous substances — everything is made of chemicals.</w:t>
+              <w:t xml:space="preserve">Learners explained how the irreversible chemical change in chapati-making on the jiko is conceptually identical to chemical changes in pharmaceutical manufacturing and in the body — in all cases, new substances are formed at the molecular level and the original matter cannot be recovered. They explained that Chemistry is therefore not only a kitchen science but a life-protecting discipline that underpins medicine, consumer safety, and industry in Kenya.</w:t>
             </w:r>
           </w:p>
         </w:tc>
@@ -1160,7 +1160,7 @@
                 <w:sz w:val="18"/>
                 <w:szCs w:val="18"/>
               </w:rPr>
-              <w:t xml:space="preserve">Students read or listen to 4 short Kenyan-context vignettes: (A) Eliud Kipchoge's marathon performance and sports nutrition (carbohydrate loading, electrolyte drinks); (B) Kenya's exploration of nuclear energy as part of Vision 2030; (C) a Nairobi DJ using dry ice (solid CO₂) for stage effects; (D) Kenya's geothermal energy production at Olkaria, Naivasha. Students predict: 'Which of these involves Chemistry? How?' Allow 3 minutes, then cold-call 4 students (one per vignette). Expect students to struggle with nuclear and entertainment — this productive struggle is intentional.</w:t>
+              <w:t xml:space="preserve">Learners observed four Kenya-relevant images connecting Chemistry to nuclear energy (Olkaria geothermal, KPLC grid), sports nutrition (Kenyan marathon runners using energy gels and electrolytes), entertainment (coloured dyes, metal-salt pyrotechnics at Nairobi festivals), and environmental chemistry (water quality in Lake Victoria, air pollution on Mombasa Road). They observed expert group presentations and populated a spoke diagram connecting all four industries to the central idea of Chemistry as the study of matter and its changes.</w:t>
             </w:r>
           </w:p>
         </w:tc>
@@ -1192,7 +1192,7 @@
                 <w:sz w:val="18"/>
                 <w:szCs w:val="18"/>
               </w:rPr>
-              <w:t xml:space="preserve">Chemistry operates across diverse industries: (1) Nuclear Chemistry — energy is released when atomic nuclei split (fission) or join (fusion); Kenya is exploring nuclear energy as a clean power source (Vision 2030). Nuclear chemistry also underlies medical imaging and cancer treatment (radiotherapy). (2) Sports and Nutrition Chemistry — athletes like Kipchoge rely on carbohydrate (glycogen) chemistry for energy; electrolytes (sodium, potassium ions) maintain muscle chemistry; performance-enhancing drugs are banned because they illegally alter body chemistry. (3) Entertainment Chemistry — dry ice sublimation, fireworks (rapid oxidation reactions), stage lighting (photochemistry). (4) Energy Chemistry — geothermal (Olkaria), biogas from organic waste, and solar energy all involve chemical or physical energy conversion. Chemistry underpins every energy source Kenya uses.</w:t>
+              <w:t xml:space="preserve">Chemistry operates in many industries beyond the laboratory: nuclear energy involves matter changes at the atomic level (fission); sports nutrition uses Chemistry to understand how carbohydrates (like ugali and energy gels) are broken down in the muscles of athletes like Kipchoge; entertainment relies on chemical reactions (metal salt combustion, synthetic dyes) to create colour and spectacle; and environmental Chemistry monitors and protects the matter in Kenya's water, soil, and air. In every case, Chemistry is explaining, predicting, or controlling how matter changes — the same process that transformed chapati dough on the jiko.</w:t>
             </w:r>
           </w:p>
         </w:tc>
@@ -1224,7 +1224,7 @@
                 <w:sz w:val="18"/>
                 <w:szCs w:val="18"/>
               </w:rPr>
-              <w:t xml:space="preserve">Chemistry is not confined to laboratories or factories — it is present in every human activity. Teacher note: The nuclear energy point often surprises students; clarify that nuclear chemistry involves changes inside atomic nuclei (not just atomic electron changes as in ordinary chemistry) — this is a conceptual boundary worth making explicit. For sports nutrition, connect to biochemistry (Lesson 2). For Olkaria geothermal, connect to physical chemistry (heat and energy). Pedagogical tip: Ask students to name one industry in their home county and challenge them to find the Chemistry in it — this builds schema for the DQB update.</w:t>
+              <w:t xml:space="preserve">The central explanation across all industries is that Chemistry is the science of matter change. Whether a uranium atom splits in a reactor, glycogen breaks down in a runner's muscle, a copper compound burns green in a firework, or sulphur dioxide reacts with water vapour in Nairobi's air — all of these are matter undergoing chemical changes that Chemistry can describe and explain. This is the same type of change (irreversible, involving new substances and energy transfer) that occurred when raw chapati dough was transformed by heat into a firm golden disc. Understanding these changes allows scientists, engineers, athletes, and policymakers to make safer, smarter decisions — which is exactly what the driving question asks us to explore.</w:t>
             </w:r>
           </w:p>
         </w:tc>
@@ -1309,7 +1309,7 @@
                 <w:sz w:val="18"/>
                 <w:szCs w:val="18"/>
               </w:rPr>
-              <w:t xml:space="preserve">Teacher presents profiles of 4 real or realistic Kenyan chemistry-related professionals: (1) a female KEBS food technologist inspecting unga in Eldoret; (2) a male nurse administering IV drugs at KNH; (3) a female environmental chemist monitoring pollution in Nairobi River; (4) a male farmer in Meru using foliar fertilisers. Before discussion, students respond to: 'Which of these jobs do you consider a 'chemistry career'? Which could a woman do? Which could a man do?' Collect anonymous responses (show of hands or written) to surface stereotypes. Allow 2 minutes, then cold-call 5 students to share reasoning.</w:t>
+              <w:t xml:space="preserve">Learners observed (via ARES platform and print research cards) that Chemistry careers span six major sectors — food, pharmaceutical, agricultural, industrial, sports, and nuclear/environmental — and that real Kenyan scientists work in every one of these sectors. They also observed, through their own Phase 1 board tally, that the names they initially associate with 'chemist' are disproportionately male, and that this disparity is a product of social stereotype rather than scientific aptitude.</w:t>
             </w:r>
           </w:p>
         </w:tc>
@@ -1341,7 +1341,7 @@
                 <w:sz w:val="18"/>
                 <w:szCs w:val="18"/>
               </w:rPr>
-              <w:t xml:space="preserve">Chemistry underpins a wide range of Kenyan careers: food technologist, pharmacist, chemical engineer, environmental scientist, nurse/doctor, agricultural officer, laboratory technician, forensic scientist, cosmetologist, brewer/distiller, geothermal engineer, and teacher. All genders are equally capable of pursuing any chemistry career — historical and cultural stereotypes (e.g., 'girls are not good at science'; 'lab work is for men') are not supported by evidence and limit Kenya's development. Kenyan women scientists (e.g., Prof. Miriam Were — public health; Dr. Lydia Ndirangu — chemistry education) have made significant contributions. The Kenya Constitution (Article 27) and CBC values of respect and social justice support gender equity in STEM.</w:t>
+              <w:t xml:space="preserve">Learners learned that Chemistry underpins careers that directly affect everyday Kenyan life — from the KEBS food technologist certifying safe unga, to the KEMRI medicinal chemist formulating malaria drugs, to the agrochemist protecting Kericho tea farms. They learned that gender stereotypes in Kenyan society create systemic barriers that reduce equitable access to Chemistry careers, and that self-efficacy — the belief in one's own ability to succeed — is a critical tool for overcoming those barriers. They also consolidated prior learning by connecting each career sector back to the core idea that Chemistry is the study of matter and its changes — including the irreversible change that turns chapati dough into a golden disc.</w:t>
             </w:r>
           </w:p>
         </w:tc>
@@ -1373,7 +1373,7 @@
                 <w:sz w:val="18"/>
                 <w:szCs w:val="18"/>
               </w:rPr>
-              <w:t xml:space="preserve">Gender stereotyping in science careers is itself a social phenomenon that Chemistry education can challenge — when students see themselves as future chemists, they invest more in learning. Teacher note: Handle this topic sensitively but directly. If a student expresses a gender stereotype, use a Socratic approach: 'What evidence supports that belief? Can you think of a Kenyan example that challenges it?' Do not single out students. Pedagogical tip: Connect to the DQ — 'making smarter choices' includes choosing a career based on interest and ability, not gender. This lesson also reinforces that Chemistry is a living, human discipline practised by real Kenyans.</w:t>
+              <w:t xml:space="preserve">Learners can now explain, using evidence from their jigsaw research, that Chemistry careers are not defined by gender but by knowledge, skill, and interest — and that the same chemical principles that explain the chapati phenomenon (matter transformation, energy, irreversible change) are applied daily by Kenyan chemists across industries that feed, heal, protect, and empower Kenyan communities.</w:t>
             </w:r>
           </w:p>
         </w:tc>
@@ -1458,7 +1458,7 @@
                 <w:sz w:val="18"/>
                 <w:szCs w:val="18"/>
               </w:rPr>
-              <w:t xml:space="preserve">Teacher displays or describes 5 common Kenyan substances and asks students to classify each as 'drug,' 'food,' 'both,' or 'neither,' and to justify: (a) paracetamol tablet; (b) cup of strong chai (tea with caffeine); (c) chang'aa (illicit alcohol); (d) cigarette; (e) uji (porridge). Allow 3 minutes of individual written responses, then cold-call 5 students. Expect disagreement on chai and uji — this productive disagreement motivates the need for precise definitions. Teacher should also display a sample prescription form and an OTC medicine packet side-by-side.</w:t>
+              <w:t xml:space="preserve">Learners read a 'Science of Drugs' article featuring Kenyan pharmacist Amina Ochieng of Kisumu County Referral Hospital, and analysed printed Panadol and Metformin medicine labels using a structured 'Label Detective' observation sheet, recording active ingredients, dosage, caution statements, expiry dates, and prescription requirements.</w:t>
             </w:r>
           </w:p>
         </w:tc>
@@ -1490,7 +1490,7 @@
                 <w:sz w:val="18"/>
                 <w:szCs w:val="18"/>
               </w:rPr>
-              <w:t xml:space="preserve">Key definitions students must know verbatim: (1) Drug — any substance that, when taken into the body, alters its normal functioning (physiological or psychological). (2) Prescription — a written instruction from a licensed medical professional authorising a patient to receive a specific drug at a specific dose. (3) Dosage — the measured quantity of a drug to be taken at one time or over a period, calculated to produce a therapeutic effect without toxicity. (4) Over-the-counter (OTC) medicine — drugs safe enough for self-administration without a prescription (e.g., paracetamol, antacids). (5) Prescription-only medicine — drugs requiring a doctor's prescription due to risk of misuse or serious side effects (e.g., antibiotics, opioids). (6) Substance use — taking any drug or psychoactive substance. (7) Substance abuse — using a substance in a way that is harmful to oneself or others, including misuse of prescription drugs or use of illegal substances.</w:t>
+              <w:t xml:space="preserve">Learners defined drug, prescription, dosage, over-the-counter (OTC) medicine, prescription-only medicine, substance use, and substance abuse; identified that Metformin requires a prescription while Panadol does not; and co-constructed a Class Definition Wall of the seven key terms with Kenya-relevant examples.</w:t>
             </w:r>
           </w:p>
         </w:tc>
@@ -1522,7 +1522,7 @@
                 <w:sz w:val="18"/>
                 <w:szCs w:val="18"/>
               </w:rPr>
-              <w:t xml:space="preserve">The chemistry principle underlying all drug concepts is dose-response: every substance produces a biological effect proportional to the amount taken, and at some dose, every substance becomes harmful (even water in extreme excess). Teacher note: Caffeine in chai is technically a drug — this deliberately challenges students' assumptions and reinforces that 'drug' is a scientific term, not a moral judgment. The moral and legal dimensions are separate from the chemical reality. Pedagogical tip: Revisit Lesson 4's paracetamol example — same molecule, discussed now with richer vocabulary (dosage, prescription, OTC). Connect to upcoming Lessons 8–9 on specific substances.</w:t>
+              <w:t xml:space="preserve">Learners connected the pharmaceutical branch of Chemistry to the anchoring phenomenon — just as uncontrolled heat causes irreversible changes to chapati dough on the jiko, uncontrolled or excessive intake of chemical substances (drugs) causes irreversible harm to the human body; understanding Chemistry — specifically dosage and prescription information — empowers Kenyans to make safer, smarter choices about their health.</w:t>
             </w:r>
           </w:p>
         </w:tc>
@@ -1607,7 +1607,7 @@
                 <w:sz w:val="18"/>
                 <w:szCs w:val="18"/>
               </w:rPr>
-              <w:t xml:space="preserve">Teacher presents a labelled diagram or list of the chemical compounds found in tobacco smoke (nicotine, carbon monoxide, tar, formaldehyde, benzene — all named), and displays or describes two lung images: one healthy, one with chronic smoker's damage. Students observe and record: (1) Which of these chemicals have you heard of before, and in what context? (2) What do you predict each chemical does to the body? Allow 4 minutes of individual written predictions, then cold-call 4 students. Teacher notes: formaldehyde is a preservative; benzene is a solvent — students recognising these from other contexts demonstrates Chemistry's cross-domain nature.</w:t>
+              <w:t xml:space="preserve">Learners watched a video showing how tobacco smoke releases tar, nicotine, and carbon monoxide into the body, and annotated a body-system diagram with the specific effects of each chemical on lungs, blood vessels, and the nervous system.</w:t>
             </w:r>
           </w:p>
         </w:tc>
@@ -1639,7 +1639,7 @@
                 <w:sz w:val="18"/>
                 <w:szCs w:val="18"/>
               </w:rPr>
-              <w:t xml:space="preserve">'Natural' does not mean 'safe' — tobacco is a natural plant, yet its chemical compounds cause specific, largely irreversible physiological damage: (1) Nicotine — addictive stimulant; binds to nicotinic acetylcholine receptors in the brain, causing dopamine release and physical dependence. Withdrawal is a chemical process. (2) Carbon monoxide (CO) — binds to haemoglobin with 200× greater affinity than oxygen, reducing blood oxygen-carrying capacity; causes chronic hypoxia. (3) Tar — complex mixture of carcinogenic compounds that coat lung alveoli, reducing gas exchange surface area, causing chronic bronchitis and lung cancer. (4) Formaldehyde and benzene — both carcinogens causing DNA damage. The damage is largely irreversible because lung tissue (alveoli) and DNA mutations cannot be fully repaired. Peer pressure is a social factor that initiates substance use; chemistry explains why stopping is physically difficult (addiction chemistry).</w:t>
+              <w:t xml:space="preserve">Learners learned that 'natural' does not mean 'safe' — tobacco is a natural plant, yet its chemicals cause specific, largely irreversible damage at the molecular level; tar coats and destroys lung tissue, nicotine creates chemical dependency by acting on nerve receptors, and carbon monoxide binds to haemoglobin and blocks oxygen transport, just as heat irreversibly transforms chapati dough into a fundamentally different substance.</w:t>
             </w:r>
           </w:p>
         </w:tc>
@@ -1671,7 +1671,7 @@
                 <w:sz w:val="18"/>
                 <w:szCs w:val="18"/>
               </w:rPr>
-              <w:t xml:space="preserve">Tobacco illustrates the sub-strand's driving question most directly: knowing the chemistry of tobacco enables smarter, safer choices. Teacher note: Connect to the anchoring phenomenon — just as the chapati undergoes an irreversible chemical change when cooked, lung tissue undergoes irreversible chemical changes from tar exposure. This parallel is pedagogically powerful and should be stated explicitly. Avoid stigmatising students who may have family members who smoke; frame the lesson around chemical knowledge, not moral judgment. Cold-call 3 students: 'Name one chemical in tobacco smoke, the branch of Chemistry that studies it, and one body system it damages.' This integrates Lessons 2, 4, and 7.</w:t>
+              <w:t xml:space="preserve">Learners explained, using a Claim–Evidence–Reasoning frame, why the statement 'shisha is natural so it is safe' is chemically incorrect, connecting evidence from the video to the anchoring phenomenon: Chemistry governs all matter — living and non-living — and the same principle that explains why chapati dough cannot return to its original form explains why tobacco damage to lung tissue and haemoglobin cannot be easily undone.</w:t>
             </w:r>
           </w:p>
         </w:tc>
@@ -1756,7 +1756,7 @@
                 <w:sz w:val="18"/>
                 <w:szCs w:val="18"/>
               </w:rPr>
-              <w:t xml:space="preserve">Students examine (physically or via description) 3 Kenyan consumer products: (a) a packet of Omo detergent with a KEBS mark; (b) a bottle of mineral water with a KEBS certification sticker; (c) a counterfeit medicine packet (without KEBS/PPB mark — teacher should prepare a mock example). Students are asked: 'What information on these labels is chemistry-based? What protects you as a consumer? What is missing from the counterfeit product that makes it dangerous?' Allow 4 minutes of label analysis and written responses, then cold-call 4 students.</w:t>
+              <w:t xml:space="preserve">Learners examined labels on real Kenyan manufactured products — including Jogoo maize flour, Jik bleach, and paracetamol packaging — recording KEBS quality marks, expiry dates, ingredient lists, E-number preservative codes, nutritional panels, dosage instructions, and safety/caution warnings on a structured Label Analysis Recording Sheet.</w:t>
             </w:r>
           </w:p>
         </w:tc>
@@ -1788,7 +1788,7 @@
                 <w:sz w:val="18"/>
                 <w:szCs w:val="18"/>
               </w:rPr>
-              <w:t xml:space="preserve">(1) Consumer protection in Kenya is enforced by KEBS (Kenya Bureau of Standards) for goods and PPB (Pharmacy and Poisons Board) for medicines — both use analytical chemistry to verify product composition and safety. (2) Preservative chemistry: food preservatives (e.g., sodium benzoate, ascorbic acid/Vitamin C) slow spoilage by inhibiting microbial growth or oxidation — they are safe at regulated doses but harmful above regulatory limits (dose-response, revisited). (3) Laboratory safety rules are themselves consumer/user protection: correct labelling, storage of chemicals, use of PPE, no eating in labs, safe disposal of chemicals — all are chemistry-informed safety practices that translate to real-world chemical handling. (4) A safe learning environment in Chemistry requires: mutual respect, freedom to ask questions without ridicule, equal participation regardless of gender, and physical safety (following lab rules).</w:t>
+              <w:t xml:space="preserve">Learners learned that Chemistry is embedded in every manufactured product through quality standards, preservative chemistry, dosage pharmacology, and hazard communication; that consumer protection rights (to accurate information, quality assurance, safety warnings) are grounded in Chemistry knowledge; and that reading and interpreting chemical labels is itself a Chemistry skill that enables safer, smarter daily choices.</w:t>
             </w:r>
           </w:p>
         </w:tc>
@@ -1820,7 +1820,7 @@
                 <w:sz w:val="18"/>
                 <w:szCs w:val="18"/>
               </w:rPr>
-              <w:t xml:space="preserve">Consumer protection is applied analytical and regulatory chemistry — chemists design the standards that protect Kenyan families. Teacher note: The connection between lab safety rules and real-world chemical safety is explicit: the same principle (know what a chemical is, handle it correctly, use the right amount) applies whether the student is in a school lab or a Nairobi market buying medicine. Pedagogical tip: Use this lesson to establish or reinforce classroom/lab safety norms for the rest of the Chemistry course. Connect to the DQ: KEBS and PPB exist because Chemistry knowledge protects people — learners who understand Chemistry can read labels, recognise fakes, and make safer choices.</w:t>
+              <w:t xml:space="preserve">Learners explained how Chemistry knowledge creates both rights (e.g., the right to know what preservatives are in food, the right to accurate dosage information) and responsibilities (e.g., the responsibility to read safety warnings, to avoid misusing lab or household chemicals, to follow correct dosage), and connected the chapati phenomenon's flour-to-product journey to the full chain of consumer protection Chemistry — from farm to factory to label to jiko to body.</w:t>
             </w:r>
           </w:p>
         </w:tc>
@@ -1905,7 +1905,7 @@
                 <w:sz w:val="18"/>
                 <w:szCs w:val="18"/>
               </w:rPr>
-              <w:t xml:space="preserve">Students present their completed posters on drug and substance use (prepared in groups) to the class. Each poster must include: a definition of drug/substance abuse; one specific substance (e.g., tobacco, alcohol, miraa/khat) with its chemical compounds and effects; connection to at least one branch of Chemistry; a consumer protection or safety message; and a Kenya-specific statistic or example. Teacher circulates during presentations, prompting with questions: 'Which branch of Chemistry explains this effect?' / 'What does the chemistry tell us about why this is hard to stop?' / 'How does this connect to our driving question?' Audience students complete a peer-feedback form.</w:t>
+              <w:t xml:space="preserve">Learners observed (Lesson 1): raw chapati dough placed on a hot jiko transforms irreversibly into a firm, golden, aromatic disc. The original soft dough cannot be recovered. This simple, familiar Kenyan kitchen event launched ten lessons of inquiry.</w:t>
             </w:r>
           </w:p>
         </w:tc>
@@ -1937,7 +1937,7 @@
                 <w:sz w:val="18"/>
                 <w:szCs w:val="18"/>
               </w:rPr>
-              <w:t xml:space="preserve">Synthesis of the full sub-strand: (1) Chemistry is the scientific study of matter and its changes — physical (reversible, no new substance) and chemical (usually irreversible, new substance formed). (2) The branches of Chemistry (organic, inorganic, physical, analytical, biochemistry, industrial, nuclear) each explain a different dimension of the matter around us. (3) Chemistry is applied in agriculture (fertilisers, pesticides), medicine (drugs, dosage, pharmacology), manufacturing (FMCG products, cement, plastic), energy (geothermal, nuclear, biogas), sports, and entertainment. (4) Every manufactured product and medicine involves chemistry — consumer protection (KEBS, PPB) uses analytical chemistry to keep Kenyans safe. (5) Drugs alter body chemistry; dosage determines therapeutic vs. harmful effects; addiction is a chemical process; substance abuse causes largely irreversible chemical damage. (6) Chemistry careers are open to all genders; stereotypes must be actively challenged. The chapati dough that began the unit (an irreversible chemical change) now represents the full explanatory power of Chemistry: matter changes, and understanding those changes saves lives.</w:t>
+              <w:t xml:space="preserve">Learners learned: Chemistry is the scientific study of matter and its changes — physical and chemical. The branches of Chemistry (organic, inorganic, physical, biochemistry, analytical, nuclear, and others) explain different aspects of how matter behaves. Chemistry underpins agriculture in the Rift Valley, pharmaceutical production, food processing (githeri, ugali, mandazi), manufacturing, medicine, and sport. Drugs are chemical substances that interact with body matter at a molecular level; prescription, dosage, and responsible use are Chemistry-informed concepts that protect health. Matter exists as solid, liquid, or gas, with particle arrangement determining properties. Understanding Chemistry empowers learners to make safer, smarter choices in their lives.</w:t>
             </w:r>
           </w:p>
         </w:tc>
@@ -1969,7 +1969,7 @@
                 <w:sz w:val="18"/>
                 <w:szCs w:val="18"/>
               </w:rPr>
-              <w:t xml:space="preserve">The poster project is a performance task that assesses all sub-strand learning outcomes simultaneously: knowledge of chemistry concepts, ability to apply them to real Kenyan contexts, communication skills, and the values of responsibility and social justice (gender equity in careers, consumer rights). Teacher note: During presentations, use the Driving Question Board to show students how their early questions (Lesson 1) are now fully answered — this metacognitive closure is essential in the CBE model. Assess using the KICD-aligned rubric: accuracy of chemistry content, Kenya-specific application, visual clarity, and group participation. After presentations, return to the chapati phenomenon one final time: 'We started by asking why chapati dough changed permanently. Now you know: it's Chemistry — and Chemistry explains, protects, and empowers us every day.'</w:t>
+              <w:t xml:space="preserve">The driving question is answered: Chemistry explains what happens to the matter around us every day by studying the composition, properties, and changes of matter — from the irreversible chemical transformation of chapati dough on a jiko, to the way pharmaceutical drugs interact with body cells. Understanding Chemistry helps us make safer, smarter choices because it gives us evidence-based tools to evaluate food labels, understand drug prescriptions and dosages, recognise the risks of substance misuse, and appreciate the role of Chemistry-based industries in our daily Kenyan lives. The chapati cannot become dough again because a chemical change has occurred — bonds have broken and new substances have formed. Chemistry is the science that explains this, and every branch of Chemistry adds another layer of understanding to the matter around us.</w:t>
             </w:r>
           </w:p>
         </w:tc>
@@ -2093,7 +2093,7 @@
         </w:rPr>
         <w:t xml:space="preserve">© 2026 SeaVuria and ARES. This work is licensed under a </w:t>
       </w:r>
-      <w:hyperlink w:history="1" r:id="rId025rmcpu5sktwyeu9dgx2">
+      <w:hyperlink w:history="1" r:id="rIducb91gwve4q5h_p1fdxxw">
         <w:r>
           <w:rPr>
             <w:rFonts w:ascii="Arial" w:cs="Arial" w:eastAsia="Arial" w:hAnsi="Arial"/>
@@ -2113,7 +2113,7 @@
         </w:rPr>
         <w:t xml:space="preserve"> (</w:t>
       </w:r>
-      <w:hyperlink w:history="1" r:id="rIde0cf4sglocx4nocb3uxvl">
+      <w:hyperlink w:history="1" r:id="rIdzrujywphd3o36xaoefkan">
         <w:r>
           <w:rPr>
             <w:rFonts w:ascii="Arial" w:cs="Arial" w:eastAsia="Arial" w:hAnsi="Arial"/>
@@ -2133,7 +2133,7 @@
         </w:rPr>
         <w:t xml:space="preserve">). To view a copy of this license, visit </w:t>
       </w:r>
-      <w:hyperlink w:history="1" r:id="rIdufpqh7ukys83kvpw438nc">
+      <w:hyperlink w:history="1" r:id="rId7dgvn-whxc6conkyeihmd">
         <w:r>
           <w:rPr>
             <w:rFonts w:ascii="Arial" w:cs="Arial" w:eastAsia="Arial" w:hAnsi="Arial"/>

--- a/data/outputs/v2/Chemistry/SS1.1_Introduction_to_Chemistry/Chemistry_Introduction_to_Chemistry_SummaryTable.docx
+++ b/data/outputs/v2/Chemistry/SS1.1_Introduction_to_Chemistry/Chemistry_Introduction_to_Chemistry_SummaryTable.docx
@@ -2093,7 +2093,7 @@
         </w:rPr>
         <w:t xml:space="preserve">© 2026 SeaVuria and ARES. This work is licensed under a </w:t>
       </w:r>
-      <w:hyperlink w:history="1" r:id="rIducb91gwve4q5h_p1fdxxw">
+      <w:hyperlink w:history="1" r:id="rIdfvge8prpsojsy367spbnb">
         <w:r>
           <w:rPr>
             <w:rFonts w:ascii="Arial" w:cs="Arial" w:eastAsia="Arial" w:hAnsi="Arial"/>
@@ -2113,7 +2113,7 @@
         </w:rPr>
         <w:t xml:space="preserve"> (</w:t>
       </w:r>
-      <w:hyperlink w:history="1" r:id="rIdzrujywphd3o36xaoefkan">
+      <w:hyperlink w:history="1" r:id="rIdv7vbz1zapsqghxneycsyk">
         <w:r>
           <w:rPr>
             <w:rFonts w:ascii="Arial" w:cs="Arial" w:eastAsia="Arial" w:hAnsi="Arial"/>
@@ -2133,7 +2133,7 @@
         </w:rPr>
         <w:t xml:space="preserve">). To view a copy of this license, visit </w:t>
       </w:r>
-      <w:hyperlink w:history="1" r:id="rId7dgvn-whxc6conkyeihmd">
+      <w:hyperlink w:history="1" r:id="rIdva7nqvfgczqsysodudvtq">
         <w:r>
           <w:rPr>
             <w:rFonts w:ascii="Arial" w:cs="Arial" w:eastAsia="Arial" w:hAnsi="Arial"/>

--- a/data/outputs/v2/Chemistry/SS1.1_Introduction_to_Chemistry/Chemistry_Introduction_to_Chemistry_SummaryTable.docx
+++ b/data/outputs/v2/Chemistry/SS1.1_Introduction_to_Chemistry/Chemistry_Introduction_to_Chemistry_SummaryTable.docx
@@ -2093,7 +2093,7 @@
         </w:rPr>
         <w:t xml:space="preserve">© 2026 SeaVuria and ARES. This work is licensed under a </w:t>
       </w:r>
-      <w:hyperlink w:history="1" r:id="rIdfvge8prpsojsy367spbnb">
+      <w:hyperlink w:history="1" r:id="rIdqp5fnnkm-67jowmmsy6l_">
         <w:r>
           <w:rPr>
             <w:rFonts w:ascii="Arial" w:cs="Arial" w:eastAsia="Arial" w:hAnsi="Arial"/>
@@ -2113,7 +2113,7 @@
         </w:rPr>
         <w:t xml:space="preserve"> (</w:t>
       </w:r>
-      <w:hyperlink w:history="1" r:id="rIdv7vbz1zapsqghxneycsyk">
+      <w:hyperlink w:history="1" r:id="rIdjmv-a1n1bk82ychfrd9ry">
         <w:r>
           <w:rPr>
             <w:rFonts w:ascii="Arial" w:cs="Arial" w:eastAsia="Arial" w:hAnsi="Arial"/>
@@ -2133,7 +2133,7 @@
         </w:rPr>
         <w:t xml:space="preserve">). To view a copy of this license, visit </w:t>
       </w:r>
-      <w:hyperlink w:history="1" r:id="rIdva7nqvfgczqsysodudvtq">
+      <w:hyperlink w:history="1" r:id="rIdwzlswcyfijqjwdgz-uxjw">
         <w:r>
           <w:rPr>
             <w:rFonts w:ascii="Arial" w:cs="Arial" w:eastAsia="Arial" w:hAnsi="Arial"/>

--- a/data/outputs/v2/Chemistry/SS1.1_Introduction_to_Chemistry/Chemistry_Introduction_to_Chemistry_SummaryTable.docx
+++ b/data/outputs/v2/Chemistry/SS1.1_Introduction_to_Chemistry/Chemistry_Introduction_to_Chemistry_SummaryTable.docx
@@ -1160,7 +1160,7 @@
                 <w:sz w:val="18"/>
                 <w:szCs w:val="18"/>
               </w:rPr>
-              <w:t xml:space="preserve">Learners observed four Kenya-relevant images connecting Chemistry to nuclear energy (Olkaria geothermal, KPLC grid), sports nutrition (Kenyan marathon runners using energy gels and electrolytes), entertainment (coloured dyes, metal-salt pyrotechnics at Nairobi festivals), and environmental chemistry (water quality in Lake Victoria, air pollution on Mombasa Road). They observed expert group presentations and populated a spoke diagram connecting all four industries to the central idea of Chemistry as the study of matter and its changes.</w:t>
+              <w:t xml:space="preserve">Learners observed four Kenya-relevant images connecting Chemistry to energy (a nuclear power station; Olkaria geothermal and the KPLC grid), sports nutrition (Kenyan marathon runners using energy gels and electrolytes), entertainment (coloured dyes, metal-salt pyrotechnics at Nairobi festivals), and environmental chemistry (water quality in Lake Victoria, air pollution on Mombasa Road). They observed expert group presentations and populated a spoke diagram connecting all four industries to the central idea of Chemistry as the study of matter and its changes.</w:t>
             </w:r>
           </w:p>
         </w:tc>
@@ -1192,7 +1192,7 @@
                 <w:sz w:val="18"/>
                 <w:szCs w:val="18"/>
               </w:rPr>
-              <w:t xml:space="preserve">Chemistry operates in many industries beyond the laboratory: nuclear energy involves matter changes at the atomic level (fission); sports nutrition uses Chemistry to understand how carbohydrates (like ugali and energy gels) are broken down in the muscles of athletes like Kipchoge; entertainment relies on chemical reactions (metal salt combustion, synthetic dyes) to create colour and spectacle; and environmental Chemistry monitors and protects the matter in Kenya's water, soil, and air. In every case, Chemistry is explaining, predicting, or controlling how matter changes — the same process that transformed chapati dough on the jiko.</w:t>
+              <w:t xml:space="preserve">Chemistry operates in many industries beyond the laboratory: nuclear energy involves matter changes at the atomic level (fission); sports nutrition uses Chemistry to understand how carbohydrates (like ugali and energy gels) are broken down in the muscles of athletes like Kipchoge; entertainment relies on chemical reactions (synthetic dyes) and heated metal salts, whose excited electrons give out coloured light, to create colour and spectacle; and environmental Chemistry monitors and protects the matter in Kenya's water, soil, and air. In every case, Chemistry is explaining, predicting, or controlling how matter changes — the same process that transformed chapati dough on the jiko.</w:t>
             </w:r>
           </w:p>
         </w:tc>
@@ -1224,7 +1224,7 @@
                 <w:sz w:val="18"/>
                 <w:szCs w:val="18"/>
               </w:rPr>
-              <w:t xml:space="preserve">The central explanation across all industries is that Chemistry is the science of matter change. Whether a uranium atom splits in a reactor, glycogen breaks down in a runner's muscle, a copper compound burns green in a firework, or sulphur dioxide reacts with water vapour in Nairobi's air — all of these are matter undergoing chemical changes that Chemistry can describe and explain. This is the same type of change (irreversible, involving new substances and energy transfer) that occurred when raw chapati dough was transformed by heat into a firm golden disc. Understanding these changes allows scientists, engineers, athletes, and policymakers to make safer, smarter decisions — which is exactly what the driving question asks us to explore.</w:t>
+              <w:t xml:space="preserve">The central explanation across all industries is that Chemistry is the science of matter change. Whether a uranium atom splits in a reactor, glycogen breaks down in a runner's muscle, a copper compound gives a green flame in a firework, or sulphur dioxide reacts with water vapour in Nairobi's air — all of these are matter undergoing change that Chemistry can describe and explain (the reactor is a nuclear change inside the atom's nucleus; the others are chemical changes). The chemical changes are the same type of change (irreversible, involving new substances and energy transfer) that occurred when raw chapati dough was transformed by heat into a firm golden disc. Understanding these changes allows scientists, engineers, athletes, and policymakers to make safer, smarter decisions — which is exactly what the driving question asks us to explore.</w:t>
             </w:r>
           </w:p>
         </w:tc>
@@ -2093,7 +2093,7 @@
         </w:rPr>
         <w:t xml:space="preserve">© 2026 SeaVuria and ARES. This work is licensed under a </w:t>
       </w:r>
-      <w:hyperlink w:history="1" r:id="rIdqp5fnnkm-67jowmmsy6l_">
+      <w:hyperlink w:history="1" r:id="rIdadpagfgivxn7in2lrg0xm">
         <w:r>
           <w:rPr>
             <w:rFonts w:ascii="Arial" w:cs="Arial" w:eastAsia="Arial" w:hAnsi="Arial"/>
@@ -2113,7 +2113,7 @@
         </w:rPr>
         <w:t xml:space="preserve"> (</w:t>
       </w:r>
-      <w:hyperlink w:history="1" r:id="rIdjmv-a1n1bk82ychfrd9ry">
+      <w:hyperlink w:history="1" r:id="rId8ftpyk_djqhhruqghhiwg">
         <w:r>
           <w:rPr>
             <w:rFonts w:ascii="Arial" w:cs="Arial" w:eastAsia="Arial" w:hAnsi="Arial"/>
@@ -2133,7 +2133,7 @@
         </w:rPr>
         <w:t xml:space="preserve">). To view a copy of this license, visit </w:t>
       </w:r>
-      <w:hyperlink w:history="1" r:id="rIdwzlswcyfijqjwdgz-uxjw">
+      <w:hyperlink w:history="1" r:id="rId18pgf6gd-cnnyorgakwiy">
         <w:r>
           <w:rPr>
             <w:rFonts w:ascii="Arial" w:cs="Arial" w:eastAsia="Arial" w:hAnsi="Arial"/>

--- a/data/outputs/v2/Chemistry/SS1.1_Introduction_to_Chemistry/Chemistry_Introduction_to_Chemistry_SummaryTable.docx
+++ b/data/outputs/v2/Chemistry/SS1.1_Introduction_to_Chemistry/Chemistry_Introduction_to_Chemistry_SummaryTable.docx
@@ -227,7 +227,7 @@
                 <w:sz w:val="18"/>
                 <w:szCs w:val="18"/>
               </w:rPr>
-              <w:t xml:space="preserve">DRIVING QUESTION: "How does Chemistry explain what happens to the matter around us every day — and why does understanding Chemistry help us make safer, smarter choices in our lives?"</w:t>
+              <w:t xml:space="preserve">DRIVING QUESTION: How do the different properties of substances around us help chemists make medicines, foods and other products, and how do we use them safely?</w:t>
             </w:r>
           </w:p>
         </w:tc>
@@ -532,7 +532,7 @@
                 <w:sz w:val="18"/>
                 <w:szCs w:val="18"/>
               </w:rPr>
-              <w:t xml:space="preserve">Anchoring Phenomenon &amp; Defining Chemistry: What Happened to the Chapati Dough?</w:t>
+              <w:t xml:space="preserve">The Kisumu Tray: Eight Substances, Many Puzzles</w:t>
             </w:r>
           </w:p>
         </w:tc>
@@ -564,7 +564,7 @@
                 <w:sz w:val="18"/>
                 <w:szCs w:val="18"/>
               </w:rPr>
-              <w:t xml:space="preserve">Raw chapati dough placed on a hot jiko transforms irreversibly into a firm, golden, aromatic chapati. In the PhET States of Matter simulation, water particles move from tightly packed (solid) to loosely spaced (gas) and back — showing that some matter changes are reversible at the particle level, while the chapati change is not.</w:t>
+              <w:t xml:space="preserve">What did we observe about substances A-H on the Kisumu tray? Record the colour, form (powder, crystals, grains, liquid, tablet) and any other visible features of A table salt, B water, C sand, D sulphur powder, E iron filings, F antacid tablet, G paracetamol tablet and H sugar, and the sorting rules our group used.</w:t>
             </w:r>
           </w:p>
         </w:tc>
@@ -596,7 +596,7 @@
                 <w:sz w:val="18"/>
                 <w:szCs w:val="18"/>
               </w:rPr>
-              <w:t xml:space="preserve">Chemistry is the study of matter, its properties, composition, and the changes it undergoes. Matter is anything that has mass and takes up space. Studying Chemistry helps us understand why and how matter changes — from chapati on a jiko to medicines in our bodies. Some changes in matter are reversible; others (like cooking dough) are not.</w:t>
+              <w:t xml:space="preserve">What did we learn today? Write what we predicted for the water test and why, and what we realised about how looking alone may not tell us how a substance will behave. Also record the puzzling questions our group added to the Driving Question Board.</w:t>
             </w:r>
           </w:p>
         </w:tc>
@@ -628,7 +628,7 @@
                 <w:sz w:val="18"/>
                 <w:szCs w:val="18"/>
               </w:rPr>
-              <w:t xml:space="preserve">Chemistry — and not Biology or Physics alone — is the best tool for explaining the chapati transformation because the change involved the properties, composition, and irreversible chemical change of the matter (dough) itself. Chemistry helps us understand how drugs interact with the body at a molecular level, and why understanding matter changes leads to safer, smarter choices in daily life.</w:t>
+              <w:t xml:space="preserve">How can we begin to explain the phenomenon? In your own words, write your starting idea about why substances that look alike (for example salt, sugar and sand, or the antacid and paracetamol tablets) might behave differently, and one thing you will need to test in Lesson 2 to check your idea.</w:t>
             </w:r>
           </w:p>
         </w:tc>
@@ -681,7 +681,7 @@
                 <w:sz w:val="18"/>
                 <w:szCs w:val="18"/>
               </w:rPr>
-              <w:t xml:space="preserve">Branches of Chemistry: Mapping the Science to Our World</w:t>
+              <w:t xml:space="preserve">Matter: Mixing, Separating and Heating the Kisumu Tray</w:t>
             </w:r>
           </w:p>
         </w:tc>
@@ -713,7 +713,7 @@
                 <w:sz w:val="18"/>
                 <w:szCs w:val="18"/>
               </w:rPr>
-              <w:t xml:space="preserve">Learners observed 7 colour-coded Branch Cards, each describing one branch of Chemistry (Organic, Inorganic, Physical, Analytical, Biochemistry, Nuclear, Industrial) through a specific Kenyan context — including how Bamburi Cement production relates to Inorganic Chemistry, how KEBS food testing relates to Analytical Chemistry, and how the browning of chapati and nyama choma relates to Biochemistry.</w:t>
+              <w:t xml:space="preserve">Record what you observed for each of A-H in the water test and heat test, and the masses recovered from mixture M: iron 2.9 g, sand 2.8 g, salt 2.7 g, total 8.4 g, with a loss of 0.6 g from 9 g.</w:t>
             </w:r>
           </w:p>
         </w:tc>
@@ -745,7 +745,7 @@
                 <w:sz w:val="18"/>
                 <w:szCs w:val="18"/>
               </w:rPr>
-              <w:t xml:space="preserve">Learners learned that Chemistry is divided into specialised branches, each studying a different aspect of matter and its changes. Biochemistry specifically explains the Maillard reaction — the irreversible chemical transformation of proteins and sugars in chapati dough when exposed to heat — which is why a cooked chapati can never be returned to raw dough. Each branch underpins real Kenyan industries, careers, and daily-life events.</w:t>
+              <w:t xml:space="preserve">Write what you learned about properties of matter and states of matter: physical properties (solubility, magnetism, melting point, density) and chemical properties (burning, reacting with acid), and how solids, liquids and gases differ in their particles.</w:t>
             </w:r>
           </w:p>
         </w:tc>
@@ -777,7 +777,7 @@
                 <w:sz w:val="18"/>
                 <w:szCs w:val="18"/>
               </w:rPr>
-              <w:t xml:space="preserve">Using their expanded concept maps and the Maillard reaction diagram, learners explained that the chapati phenomenon involves Biochemistry because it is a chemical reaction between amino acids (from wheat protein) and sugars (from wheat starch) driven by heat, producing new molecules responsible for the brown colour, aroma, and firm texture. Because new, chemically distinct molecules are formed, the change is irreversible — directly answering part of the driving question: 'Chemistry explains what happens to matter around us every day' through the lens of Biochemistry.</w:t>
+              <w:t xml:space="preserve">Explain in one or two sentences, using evidence, why substances that look like powders behave differently and why salt and sugar cannot be filtered out while sand and iron can be separated by filtration or magnetic separation, and how this links to the driving question about medicines, foods and safety.</w:t>
             </w:r>
           </w:p>
         </w:tc>
@@ -830,7 +830,7 @@
                 <w:sz w:val="18"/>
                 <w:szCs w:val="18"/>
               </w:rPr>
-              <w:t xml:space="preserve">Chemistry in Agriculture and Food — How Chemistry Feeds Kenya</w:t>
+              <w:t xml:space="preserve">Matter Continued: Classifying Substances and Building Class Model v1</w:t>
             </w:r>
           </w:p>
         </w:tc>
@@ -862,7 +862,7 @@
                 <w:sz w:val="18"/>
                 <w:szCs w:val="18"/>
               </w:rPr>
-              <w:t xml:space="preserve">Learners examined ARES platform resources on fertilisers (NPK/urea) used in Rift Valley maize farming, pesticides (pyrethrum) in Nakuru, soil pH effects on tea in Kericho and maize in Trans Nzoia, and food preservatives (sodium benzoate) and fermentation (lactic acid in uji and mursik). They also observed real Kenyan food product labels (Pembe flour, Bidco oil, Kensalt) identifying preservatives, expiry dates, quality marks, and caution messages.</w:t>
+              <w:t xml:space="preserve">We observed that A salt and H sugar dissolve completely, C sand and E iron filings do not dissolve, E is pulled out by a magnet, D sulphur floats and burns with a blue flame and sharp smell, and F antacid fizzes in vinegar while G paracetamol does not. In mixture M we recovered iron 2.9 g, sand 2.8 g and salt 2.7 g, a total of 8.4 g out of 9 g, so 0.6 g was lost.</w:t>
             </w:r>
           </w:p>
         </w:tc>
@@ -894,7 +894,7 @@
                 <w:sz w:val="18"/>
                 <w:szCs w:val="18"/>
               </w:rPr>
-              <w:t xml:space="preserve">Chemistry is applied in Kenyan agriculture through fertilisers that change soil chemistry to support crop growth, pesticides that target harmful organisms through chemical reactions, and soil pH management that determines which crops thrive in which regions. In the food industry, Chemistry explains how preservatives prevent spoilage by inhibiting microbial chemical reactions and how fermentation — a chemical change — transforms maize porridge into uji and milk into mursik. These are all examples of Chemistry explaining and controlling changes to matter in daily Kenyan life.</w:t>
+              <w:t xml:space="preserve">We learned that substances can be classified as elements (D sulphur, E iron), compounds (A salt, B water, H sugar, calcium carbonate in F) or mixtures (M, and tablets F and G with binders). Mixtures can be separated by magnetic separation, filtration and evaporation, but dissolved salt needs evaporation. Class model v1 links composition to properties to uses and safety.</w:t>
             </w:r>
           </w:p>
         </w:tc>
@@ -926,7 +926,7 @@
                 <w:sz w:val="18"/>
                 <w:szCs w:val="18"/>
               </w:rPr>
-              <w:t xml:space="preserve">Just as the chapati dough undergoes an irreversible chemical change on the jiko — transforming matter through heat — Chemistry operates in every stage of Kenya's food chain: changing soil to grow the wheat, preserving the flour on the shelf, and fermenting the uji in the pot. Understanding these chemical changes helps Kenyans make informed, safe, and smart choices — as farmers, consumers, and citizens.</w:t>
+              <w:t xml:space="preserve">The substances behave differently because each has its own properties, which come from what it is made of. Iron and sand can be pulled out or filtered, while salt and sugar dissolve and cannot be filtered out. The antacid works because it neutralises acid, paracetamol works on pain and fever by a different action, and both are harmful in excess, so we follow labels and correct dosage.</w:t>
             </w:r>
           </w:p>
         </w:tc>
@@ -979,7 +979,7 @@
                 <w:sz w:val="18"/>
                 <w:szCs w:val="18"/>
               </w:rPr>
-              <w:t xml:space="preserve">Chemistry in Medicine, Pharmaceuticals, and Manufacturing</w:t>
+              <w:t xml:space="preserve">Meaning of Chemistry as a Field of Science: Defining Chemistry from the Tray Evidence</w:t>
             </w:r>
           </w:p>
         </w:tc>
@@ -1011,7 +1011,7 @@
                 <w:sz w:val="18"/>
                 <w:szCs w:val="18"/>
               </w:rPr>
-              <w:t xml:space="preserve">Learners read and analysed a structured text on Chemistry in medicine (KNH blood tests, anaesthetics, paracetamol), the pharmaceutical industry (drug synthesis, KEBS standards, quality control), and manufacturing (EABL fermentation, Bidco oil refining). They observed how Chemistry operates as the underlying science in each sector and examined product labels for quality marks, expiry dates, and dosage instructions.</w:t>
+              <w:t xml:space="preserve">What did you observe about the tray substances A-H that shows Chemistry studies matter? For example: salt A and sugar H dissolve, sand C and iron E do not, sulphur D burns with a blue flame, and the antacid F fizzes in vinegar while paracetamol G does not.</w:t>
             </w:r>
           </w:p>
         </w:tc>
@@ -1043,7 +1043,7 @@
                 <w:sz w:val="18"/>
                 <w:szCs w:val="18"/>
               </w:rPr>
-              <w:t xml:space="preserve">Learners learned that: (1) Chemistry explains how drugs interact with the body at a molecular level, including why incorrect dosage causes harm; (2) the terms drug, prescription, and dosage have precise scientific meanings that protect consumers; (3) KEBS uses chemical quality standards to safeguard Kenyan consumers; (4) manufacturing industries like EABL (fermentation) and Bidco (oil refining) depend on controlled chemical changes — the same type of irreversible change seen when chapati dough is placed on the jiko.</w:t>
+              <w:t xml:space="preserve">What did you learn about the meaning of Chemistry? Chemistry is the science that studies matter: its composition, properties, changes and uses. Matter is anything that has mass and occupies space.</w:t>
             </w:r>
           </w:p>
         </w:tc>
@@ -1075,7 +1075,7 @@
                 <w:sz w:val="18"/>
                 <w:szCs w:val="18"/>
               </w:rPr>
-              <w:t xml:space="preserve">Learners explained how the irreversible chemical change in chapati-making on the jiko is conceptually identical to chemical changes in pharmaceutical manufacturing and in the body — in all cases, new substances are formed at the molecular level and the original matter cannot be recovered. They explained that Chemistry is therefore not only a kitchen science but a life-protecting discipline that underpins medicine, consumer safety, and industry in Kenya.</w:t>
+              <w:t xml:space="preserve">How does the definition of Chemistry help explain why the antacid relieves heartburn while paracetamol relieves pain, and why chemists in Kenya need to know the properties of substances to make medicines, foods and detergents safely?</w:t>
             </w:r>
           </w:p>
         </w:tc>
@@ -1128,7 +1128,7 @@
                 <w:sz w:val="18"/>
                 <w:szCs w:val="18"/>
               </w:rPr>
-              <w:t xml:space="preserve">Chemistry in Other Industries: Nuclear, Sports, Entertainment &amp; Energy</w:t>
+              <w:t xml:space="preserve">Branches of Chemistry: Matching the Five Branches to the Kisumu Tray</w:t>
             </w:r>
           </w:p>
         </w:tc>
@@ -1160,7 +1160,7 @@
                 <w:sz w:val="18"/>
                 <w:szCs w:val="18"/>
               </w:rPr>
-              <w:t xml:space="preserve">Learners observed four Kenya-relevant images connecting Chemistry to energy (a nuclear power station; Olkaria geothermal and the KPLC grid), sports nutrition (Kenyan marathon runners using energy gels and electrolytes), entertainment (coloured dyes, metal-salt pyrotechnics at Nairobi festivals), and environmental chemistry (water quality in Lake Victoria, air pollution on Mombasa Road). They observed expert group presentations and populated a spoke diagram connecting all four industries to the central idea of Chemistry as the study of matter and its changes.</w:t>
+              <w:t xml:space="preserve">We observed data from the Kisumu tray: sugar H and paracetamol G melt and brown at about 186 C and 169 C; salt A dissolves and iron E is pulled out by a magnet; sulphur D melts at about 115 C; mixture M (9 g) was separated by magnet (2.9 g), filtration (2.8 g) and evaporation (2.7 g); the antacid F fizzes in vinegar while paracetamol G does not.</w:t>
             </w:r>
           </w:p>
         </w:tc>
@@ -1192,7 +1192,7 @@
                 <w:sz w:val="18"/>
                 <w:szCs w:val="18"/>
               </w:rPr>
-              <w:t xml:space="preserve">Chemistry operates in many industries beyond the laboratory: nuclear energy involves matter changes at the atomic level (fission); sports nutrition uses Chemistry to understand how carbohydrates (like ugali and energy gels) are broken down in the muscles of athletes like Kipchoge; entertainment relies on chemical reactions (synthetic dyes) and heated metal salts, whose excited electrons give out coloured light, to create colour and spectacle; and environmental Chemistry monitors and protects the matter in Kenya's water, soil, and air. In every case, Chemistry is explaining, predicting, or controlling how matter changes — the same process that transformed chapati dough on the jiko.</w:t>
+              <w:t xml:space="preserve">Chemistry has five branches: organic, inorganic, physical, analytical and biochemistry. Each answers different questions about the same substances, and one substance can belong to more than one branch. Listening respectfully to every group member's opinion improved our answers.</w:t>
             </w:r>
           </w:p>
         </w:tc>
@@ -1224,7 +1224,7 @@
                 <w:sz w:val="18"/>
                 <w:szCs w:val="18"/>
               </w:rPr>
-              <w:t xml:space="preserve">The central explanation across all industries is that Chemistry is the science of matter change. Whether a uranium atom splits in a reactor, glycogen breaks down in a runner's muscle, a copper compound gives a green flame in a firework, or sulphur dioxide reacts with water vapour in Nairobi's air — all of these are matter undergoing change that Chemistry can describe and explain (the reactor is a nuclear change inside the atom's nucleus; the others are chemical changes). The chemical changes are the same type of change (irreversible, involving new substances and energy transfer) that occurred when raw chapati dough was transformed by heat into a firm golden disc. Understanding these changes allows scientists, engineers, athletes, and policymakers to make safer, smarter decisions — which is exactly what the driving question asks us to explore.</w:t>
+              <w:t xml:space="preserve">The tray puzzles are answered by different branches working together: organic (sugar H and paracetamol G), inorganic (salt A and iron E), physical (melting points), analytical (separating mixture M) and biochemistry (how the antacid F and paracetamol G act in the body). This helps chemists make and test medicines, foods and other products safely, which moves us toward answering the driving question.</w:t>
             </w:r>
           </w:p>
         </w:tc>
@@ -1277,7 +1277,7 @@
                 <w:sz w:val="18"/>
                 <w:szCs w:val="18"/>
               </w:rPr>
-              <w:t xml:space="preserve">Careers in Chemistry and Gender Stereotyping</w:t>
+              <w:t xml:space="preserve">Importance of Chemistry in Kenya: From the Kisumu Tray to Our Industries (Model v2)</w:t>
             </w:r>
           </w:p>
         </w:tc>
@@ -1309,7 +1309,7 @@
                 <w:sz w:val="18"/>
                 <w:szCs w:val="18"/>
               </w:rPr>
-              <w:t xml:space="preserve">Learners observed (via ARES platform and print research cards) that Chemistry careers span six major sectors — food, pharmaceutical, agricultural, industrial, sports, and nuclear/environmental — and that real Kenyan scientists work in every one of these sectors. They also observed, through their own Phase 1 board tally, that the names they initially associate with 'chemist' are disproportionately male, and that this disparity is a product of social stereotype rather than scientific aptitude.</w:t>
+              <w:t xml:space="preserve">Record what you observed: the properties of A-H (salt and sugar dissolve; sand and iron do not; iron is pulled by a magnet; sulphur melts and burns with a blue flame and sharp choking smell; F fizzes in dilute vinegar but G does not), and the Kenyan industry examples you studied.</w:t>
             </w:r>
           </w:p>
         </w:tc>
@@ -1341,7 +1341,7 @@
                 <w:sz w:val="18"/>
                 <w:szCs w:val="18"/>
               </w:rPr>
-              <w:t xml:space="preserve">Learners learned that Chemistry underpins careers that directly affect everyday Kenyan life — from the KEBS food technologist certifying safe unga, to the KEMRI medicinal chemist formulating malaria drugs, to the agrochemist protecting Kericho tea farms. They learned that gender stereotypes in Kenyan society create systemic barriers that reduce equitable access to Chemistry careers, and that self-efficacy — the belief in one's own ability to succeed — is a critical tool for overcoming those barriers. They also consolidated prior learning by connecting each career sector back to the core idea that Chemistry is the study of matter and its changes — including the irreversible change that turns chapati dough into a golden disc.</w:t>
+              <w:t xml:space="preserve">Record what you learned: chemistry is important in agriculture, pharmaceutical, medicine, manufacturing, entertainment, nuclear, food, sports and energy industries because industries choose, separate and make materials using properties; the antacid neutralises acid, paracetamol relieves pain and fever, and the adult maximum is 8 x 500 mg = 4 g in 24 hours.</w:t>
             </w:r>
           </w:p>
         </w:tc>
@@ -1373,7 +1373,7 @@
                 <w:sz w:val="18"/>
                 <w:szCs w:val="18"/>
               </w:rPr>
-              <w:t xml:space="preserve">Learners can now explain, using evidence from their jigsaw research, that Chemistry careers are not defined by gender but by knowledge, skill, and interest — and that the same chemical principles that explain the chapati phenomenon (matter transformation, energy, irreversible change) are applied daily by Kenyan chemists across industries that feed, heal, protect, and empower Kenyan communities.</w:t>
+              <w:t xml:space="preserve">Explain how this helps answer the driving question: use evidence from the tray and at least two industries to explain how properties help chemists make medicines, foods and other products, and how labels, correct dosage and avoiding substance misuse keep people safe. Describe what you added to model v2.</w:t>
             </w:r>
           </w:p>
         </w:tc>
@@ -1426,7 +1426,7 @@
                 <w:sz w:val="18"/>
                 <w:szCs w:val="18"/>
               </w:rPr>
-              <w:t xml:space="preserve">Meaning of Drug, Prescription, Dosage and Substance Use</w:t>
+              <w:t xml:space="preserve">Careers in Chemistry: Who Works with the Kisumu Tray Substances, and Who Gets to Choose?</w:t>
             </w:r>
           </w:p>
         </w:tc>
@@ -1458,7 +1458,7 @@
                 <w:sz w:val="18"/>
                 <w:szCs w:val="18"/>
               </w:rPr>
-              <w:t xml:space="preserve">Learners read a 'Science of Drugs' article featuring Kenyan pharmacist Amina Ochieng of Kisumu County Referral Hospital, and analysed printed Panadol and Metformin medicine labels using a structured 'Label Detective' observation sheet, recording active ingredients, dosage, caution statements, expiry dates, and prescription requirements.</w:t>
+              <w:t xml:space="preserve">We observed that careers such as pharmacist, analytical chemist, laboratory technician and quality control officer use the properties of substances we saw in the tray: F antacid reacts with acid, G paracetamol does not, and mixture M was separated by magnet, filtration and evaporation (2.9 g, 2.8 g and 2.7 g recovered out of 9 g).</w:t>
             </w:r>
           </w:p>
         </w:tc>
@@ -1490,7 +1490,7 @@
                 <w:sz w:val="18"/>
                 <w:szCs w:val="18"/>
               </w:rPr>
-              <w:t xml:space="preserve">Learners defined drug, prescription, dosage, over-the-counter (OTC) medicine, prescription-only medicine, substance use, and substance abuse; identified that Metformin requires a prescription while Panadol does not; and co-constructed a Class Definition Wall of the seven key terms with Kenya-relevant examples.</w:t>
+              <w:t xml:space="preserve">We learned that chemistry offers many careers in medicine, industry and testing, and that gender stereotypes are fixed ideas that can wrongly limit who chooses these careers.</w:t>
             </w:r>
           </w:p>
         </w:tc>
@@ -1522,7 +1522,7 @@
                 <w:sz w:val="18"/>
                 <w:szCs w:val="18"/>
               </w:rPr>
-              <w:t xml:space="preserve">Learners connected the pharmaceutical branch of Chemistry to the anchoring phenomenon — just as uncontrolled heat causes irreversible changes to chapati dough on the jiko, uncontrolled or excessive intake of chemical substances (drugs) causes irreversible harm to the human body; understanding Chemistry — specifically dosage and prescription information — empowers Kenyans to make safer, smarter choices about their health.</w:t>
+              <w:t xml:space="preserve">We can explain that people in chemistry careers use properties to make, separate and check products such as medicines, and that safety through labels and correct dosage matters, and that girls and boys can both choose these careers; this adds to our answer to the driving question.</w:t>
             </w:r>
           </w:p>
         </w:tc>
@@ -1575,7 +1575,7 @@
                 <w:sz w:val="18"/>
                 <w:szCs w:val="18"/>
               </w:rPr>
-              <w:t xml:space="preserve">Effects of Drug and Substance Use: Tobacco — Chemistry of an Irreversible Harm</w:t>
+              <w:t xml:space="preserve">Consumer Protection and Product Labels: Reading the Story a Label Tells</w:t>
             </w:r>
           </w:p>
         </w:tc>
@@ -1607,7 +1607,7 @@
                 <w:sz w:val="18"/>
                 <w:szCs w:val="18"/>
               </w:rPr>
-              <w:t xml:space="preserve">Learners watched a video showing how tobacco smoke releases tar, nicotine, and carbon monoxide into the body, and annotated a body-system diagram with the specific effects of each chemical on lungs, blood vessels, and the nervous system.</w:t>
+              <w:t xml:space="preserve">We observed the labels on a paracetamol 500 mg box (G), an antacid pack (F), a maize flour packet, a juice carton and a detergent bottle. We found the KEBS Diamond Mark, expiry dates, ingredients and preservatives, nutritional information, and caution and dose messages, and we noticed where information was missing.</w:t>
             </w:r>
           </w:p>
         </w:tc>
@@ -1639,7 +1639,7 @@
                 <w:sz w:val="18"/>
                 <w:szCs w:val="18"/>
               </w:rPr>
-              <w:t xml:space="preserve">Learners learned that 'natural' does not mean 'safe' — tobacco is a natural plant, yet its chemicals cause specific, largely irreversible damage at the molecular level; tar coats and destroys lung tissue, nicotine creates chemical dependency by acting on nerve receptors, and carbon monoxide binds to haemoglobin and blocks oxygen transport, just as heat irreversibly transforms chapati dough into a fundamentally different substance.</w:t>
+              <w:t xml:space="preserve">We learned that labels protect consumers by giving information on quality, how long a product is safe to use, what it contains, and how to use it safely. The paracetamol label says adults take 1 to 2 tablets of 500 mg every 4 to 6 hours, with a maximum of 8 tablets (4000 mg = 4 g) in 24 hours, because more can damage the liver. Antacid taken too often can cause constipation or diarrhoea, and children must not be given adult doses.</w:t>
             </w:r>
           </w:p>
         </w:tc>
@@ -1671,7 +1671,7 @@
                 <w:sz w:val="18"/>
                 <w:szCs w:val="18"/>
               </w:rPr>
-              <w:t xml:space="preserve">Learners explained, using a Claim–Evidence–Reasoning frame, why the statement 'shisha is natural so it is safe' is chemically incorrect, connecting evidence from the video to the anchoring phenomenon: Chemistry governs all matter — living and non-living — and the same principle that explains why chapati dough cannot return to its original form explains why tobacco damage to lung tissue and haemoglobin cannot be easily undone.</w:t>
+              <w:t xml:space="preserve">Substances like the antacid (F) and paracetamol (G) have different properties and uses, so their labels give different instructions. Labels turn what chemists know about the properties of substances into safe-use messages for the consumer. This helps answer the driving question about how we use products safely, and prepares us to study drugs, dosage and substance abuse in Lesson 9.</w:t>
             </w:r>
           </w:p>
         </w:tc>
@@ -1724,7 +1724,7 @@
                 <w:sz w:val="18"/>
                 <w:szCs w:val="18"/>
               </w:rPr>
-              <w:t xml:space="preserve">Consumer Protection and the Safe Learning Environment</w:t>
+              <w:t xml:space="preserve">Drugs and Substance Abuse: Why the Dose Makes the Difference</w:t>
             </w:r>
           </w:p>
         </w:tc>
@@ -1756,7 +1756,7 @@
                 <w:sz w:val="18"/>
                 <w:szCs w:val="18"/>
               </w:rPr>
-              <w:t xml:space="preserve">Learners examined labels on real Kenyan manufactured products — including Jogoo maize flour, Jik bleach, and paracetamol packaging — recording KEBS quality marks, expiry dates, ingredient lists, E-number preservative codes, nutritional panels, dosage instructions, and safety/caution warnings on a structured Label Analysis Recording Sheet.</w:t>
+              <w:t xml:space="preserve">We observed that antacid F fizzes in dilute vinegar (acid) while paracetamol G does not; both are tablets that behave differently (F crumbles into a cloudy suspension in water, G stays mostly intact). We read from the label that the adult paracetamol maximum is 8 tablets of 500 mg in 24 hours, and that antacid taken too often can cause constipation or diarrhoea.</w:t>
             </w:r>
           </w:p>
         </w:tc>
@@ -1788,7 +1788,7 @@
                 <w:sz w:val="18"/>
                 <w:szCs w:val="18"/>
               </w:rPr>
-              <w:t xml:space="preserve">Learners learned that Chemistry is embedded in every manufactured product through quality standards, preservative chemistry, dosage pharmacology, and hazard communication; that consumer protection rights (to accurate information, quality assurance, safety warnings) are grounded in Chemistry knowledge; and that reading and interpreting chemical labels is itself a Chemistry skill that enables safer, smarter daily choices.</w:t>
+              <w:t xml:space="preserve">We learned that a drug is a substance that changes how the body works, a prescription is a health worker's written instruction for a medicine, dosage is the amount and timing, and substance abuse is using a substance in a harmful way or amount. 8 x 500 mg = 4000 mg = 4 g is the paracetamol maximum in 24 hours; more can damage the liver. Children must not be given adult doses.</w:t>
             </w:r>
           </w:p>
         </w:tc>
@@ -1820,7 +1820,7 @@
                 <w:sz w:val="18"/>
                 <w:szCs w:val="18"/>
               </w:rPr>
-              <w:t xml:space="preserve">Learners explained how Chemistry knowledge creates both rights (e.g., the right to know what preservatives are in food, the right to accurate dosage information) and responsibilities (e.g., the responsibility to read safety warnings, to avoid misusing lab or household chemicals, to follow correct dosage), and connected the chapati phenomenon's flour-to-product journey to the full chain of consumer protection Chemistry — from farm to factory to label to jiko to body.</w:t>
+              <w:t xml:space="preserve">The antacid relieves heartburn because it reacts with and neutralises excess stomach acid, while paracetamol relieves pain and fever by a different action and does not neutralise acid. Both are harmful in excess, so we follow the label, prescription and a health worker's advice, and we share this message in posters to keep our school and community safe.</w:t>
             </w:r>
           </w:p>
         </w:tc>
@@ -1873,7 +1873,7 @@
                 <w:sz w:val="18"/>
                 <w:szCs w:val="18"/>
               </w:rPr>
-              <w:t xml:space="preserve">Project: Poster on Drug &amp; Substance Use — Unit Synthesis &amp; Final Explanation</w:t>
+              <w:t xml:space="preserve">Safe and Healthy Learning Environment and the Final Model: How Properties of Substances Shape the Products and Medicines We Use</w:t>
             </w:r>
           </w:p>
         </w:tc>
@@ -1905,7 +1905,7 @@
                 <w:sz w:val="18"/>
                 <w:szCs w:val="18"/>
               </w:rPr>
-              <w:t xml:space="preserve">Learners observed (Lesson 1): raw chapati dough placed on a hot jiko transforms irreversibly into a firm, golden, aromatic disc. The original soft dough cannot be recovered. This simple, familiar Kenyan kitchen event launched ten lessons of inquiry.</w:t>
+              <w:t xml:space="preserve">What we observed: Using the recorded results for A-H, write what you observed. For example, A salt and H sugar dissolve and cannot be filtered out; C sand and E iron filings do not dissolve, and E is pulled out by a magnet; D sulphur melts at about 115 C then burns with a blue flame and a sharp choking smell; F antacid fizzes in vinegar but G paracetamol does not; mixture M gave 2.9 g iron, 2.8 g sand and 2.7 g salt (8.4 g recovered, 0.6 g lost).</w:t>
             </w:r>
           </w:p>
         </w:tc>
@@ -1937,7 +1937,7 @@
                 <w:sz w:val="18"/>
                 <w:szCs w:val="18"/>
               </w:rPr>
-              <w:t xml:space="preserve">Learners learned: Chemistry is the scientific study of matter and its changes — physical and chemical. The branches of Chemistry (organic, inorganic, physical, biochemistry, analytical, nuclear, and others) explain different aspects of how matter behaves. Chemistry underpins agriculture in the Rift Valley, pharmaceutical production, food processing (githeri, ugali, mandazi), manufacturing, medicine, and sport. Drugs are chemical substances that interact with body matter at a molecular level; prescription, dosage, and responsible use are Chemistry-informed concepts that protect health. Matter exists as solid, liquid, or gas, with particle arrangement determining properties. Understanding Chemistry empowers learners to make safer, smarter choices in their lives.</w:t>
+              <w:t xml:space="preserve">What we learned: Write the ideas from Lessons 1-10 that help answer the driving question: each substance has its own properties which come from what it is made of; chemistry studies matter, its composition, properties, changes and uses; chemists use properties to choose, separate and make materials; labels (quality mark, expiry date, ingredients, caution messages), correct dosage and avoiding substance abuse keep people safe; learners have rights and responsibilities for a safe and healthy learning environment.</w:t>
             </w:r>
           </w:p>
         </w:tc>
@@ -1969,7 +1969,7 @@
                 <w:sz w:val="18"/>
                 <w:szCs w:val="18"/>
               </w:rPr>
-              <w:t xml:space="preserve">The driving question is answered: Chemistry explains what happens to the matter around us every day by studying the composition, properties, and changes of matter — from the irreversible chemical transformation of chapati dough on a jiko, to the way pharmaceutical drugs interact with body cells. Understanding Chemistry helps us make safer, smarter choices because it gives us evidence-based tools to evaluate food labels, understand drug prescriptions and dosages, recognise the risks of substance misuse, and appreciate the role of Chemistry-based industries in our daily Kenyan lives. The chapati cannot become dough again because a chemical change has occurred — bonds have broken and new substances have formed. Chemistry is the science that explains this, and every branch of Chemistry adds another layer of understanding to the matter around us.</w:t>
+              <w:t xml:space="preserve">What we can now explain: In 8-10 sentences, explain how the different properties of substances help chemists make medicines, foods and other products, and how we use them safely. Include why the antacid relieves heartburn by neutralising acid while paracetamol relieves pain and fever by a different action, why both are harmful in excess (paracetamol maximum 8 x 500 mg = 4 g in 24 hours), and one responsibility you will take for a safe and healthy environment at school and at home.</w:t>
             </w:r>
           </w:p>
         </w:tc>
@@ -2093,7 +2093,7 @@
         </w:rPr>
         <w:t xml:space="preserve">© 2026 SeaVuria and ARES. This work is licensed under a </w:t>
       </w:r>
-      <w:hyperlink w:history="1" r:id="rIdadpagfgivxn7in2lrg0xm">
+      <w:hyperlink w:history="1" r:id="rIdckbrzm4ffgtuudrqubyvr">
         <w:r>
           <w:rPr>
             <w:rFonts w:ascii="Arial" w:cs="Arial" w:eastAsia="Arial" w:hAnsi="Arial"/>
@@ -2113,7 +2113,7 @@
         </w:rPr>
         <w:t xml:space="preserve"> (</w:t>
       </w:r>
-      <w:hyperlink w:history="1" r:id="rId8ftpyk_djqhhruqghhiwg">
+      <w:hyperlink w:history="1" r:id="rId43wlcf7qfwo6gnqzlnw0h">
         <w:r>
           <w:rPr>
             <w:rFonts w:ascii="Arial" w:cs="Arial" w:eastAsia="Arial" w:hAnsi="Arial"/>
@@ -2133,7 +2133,7 @@
         </w:rPr>
         <w:t xml:space="preserve">). To view a copy of this license, visit </w:t>
       </w:r>
-      <w:hyperlink w:history="1" r:id="rId18pgf6gd-cnnyorgakwiy">
+      <w:hyperlink w:history="1" r:id="rId3led59tm7pyhtfjppj1qu">
         <w:r>
           <w:rPr>
             <w:rFonts w:ascii="Arial" w:cs="Arial" w:eastAsia="Arial" w:hAnsi="Arial"/>

--- a/data/outputs/v2/Chemistry/SS1.1_Introduction_to_Chemistry/Chemistry_Introduction_to_Chemistry_SummaryTable.docx
+++ b/data/outputs/v2/Chemistry/SS1.1_Introduction_to_Chemistry/Chemistry_Introduction_to_Chemistry_SummaryTable.docx
@@ -4,6 +4,7 @@
   <w:body>
     <w:p>
       <w:pPr>
+        <w:keepNext w:val="false"/>
         <w:spacing w:after="30" w:before="0"/>
         <w:jc w:val="center"/>
       </w:pPr>
@@ -23,6 +24,7 @@
     </w:p>
     <w:p>
       <w:pPr>
+        <w:keepNext w:val="false"/>
         <w:spacing w:after="60" w:before="0"/>
         <w:jc w:val="center"/>
       </w:pPr>
@@ -81,6 +83,7 @@
           </w:tcPr>
           <w:p>
             <w:pPr>
+              <w:keepNext w:val="false"/>
               <w:spacing w:after="40" w:before="0"/>
               <w:jc w:val="center"/>
             </w:pPr>
@@ -115,6 +118,7 @@
           </w:tcPr>
           <w:p>
             <w:pPr>
+              <w:keepNext w:val="false"/>
               <w:spacing w:after="40" w:before="0"/>
               <w:jc w:val="left"/>
             </w:pPr>
@@ -147,6 +151,7 @@
           </w:tcPr>
           <w:p>
             <w:pPr>
+              <w:keepNext w:val="false"/>
               <w:spacing w:after="40" w:before="0"/>
               <w:jc w:val="left"/>
             </w:pPr>
@@ -181,6 +186,7 @@
           </w:tcPr>
           <w:p>
             <w:pPr>
+              <w:keepNext w:val="false"/>
               <w:spacing w:after="40" w:before="0"/>
               <w:jc w:val="left"/>
             </w:pPr>
@@ -213,6 +219,7 @@
           </w:tcPr>
           <w:p>
             <w:pPr>
+              <w:keepNext w:val="false"/>
               <w:spacing w:after="40" w:before="0"/>
               <w:jc w:val="left"/>
             </w:pPr>
@@ -273,6 +280,7 @@
           </w:tcPr>
           <w:p>
             <w:pPr>
+              <w:keepNext w:val="false"/>
               <w:spacing w:after="40" w:before="0"/>
               <w:jc w:val="center"/>
             </w:pPr>
@@ -307,6 +315,7 @@
           </w:tcPr>
           <w:p>
             <w:pPr>
+              <w:keepNext w:val="false"/>
               <w:spacing w:after="40" w:before="0"/>
               <w:jc w:val="left"/>
             </w:pPr>
@@ -369,6 +378,7 @@
           </w:tcPr>
           <w:p>
             <w:pPr>
+              <w:keepNext w:val="false"/>
               <w:spacing w:after="40" w:before="0"/>
               <w:jc w:val="left"/>
             </w:pPr>
@@ -401,6 +411,7 @@
           </w:tcPr>
           <w:p>
             <w:pPr>
+              <w:keepNext w:val="false"/>
               <w:spacing w:after="40" w:before="0"/>
               <w:jc w:val="left"/>
             </w:pPr>
@@ -433,6 +444,7 @@
           </w:tcPr>
           <w:p>
             <w:pPr>
+              <w:keepNext w:val="false"/>
               <w:spacing w:after="40" w:before="0"/>
               <w:jc w:val="left"/>
             </w:pPr>
@@ -465,6 +477,7 @@
           </w:tcPr>
           <w:p>
             <w:pPr>
+              <w:keepNext w:val="false"/>
               <w:spacing w:after="40" w:before="0"/>
               <w:jc w:val="left"/>
             </w:pPr>
@@ -499,6 +512,7 @@
           </w:tcPr>
           <w:p>
             <w:pPr>
+              <w:keepNext w:val="false"/>
               <w:spacing w:after="40" w:before="0"/>
               <w:jc w:val="left"/>
             </w:pPr>
@@ -518,6 +532,7 @@
           </w:p>
           <w:p>
             <w:pPr>
+              <w:keepNext w:val="false"/>
               <w:spacing w:after="40" w:before="0"/>
               <w:jc w:val="left"/>
             </w:pPr>
@@ -550,6 +565,7 @@
           </w:tcPr>
           <w:p>
             <w:pPr>
+              <w:keepNext w:val="false"/>
               <w:spacing w:after="40" w:before="0"/>
               <w:jc w:val="left"/>
             </w:pPr>
@@ -582,6 +598,7 @@
           </w:tcPr>
           <w:p>
             <w:pPr>
+              <w:keepNext w:val="false"/>
               <w:spacing w:after="40" w:before="0"/>
               <w:jc w:val="left"/>
             </w:pPr>
@@ -614,6 +631,7 @@
           </w:tcPr>
           <w:p>
             <w:pPr>
+              <w:keepNext w:val="false"/>
               <w:spacing w:after="40" w:before="0"/>
               <w:jc w:val="left"/>
             </w:pPr>
@@ -648,6 +666,7 @@
           </w:tcPr>
           <w:p>
             <w:pPr>
+              <w:keepNext w:val="false"/>
               <w:spacing w:after="40" w:before="0"/>
               <w:jc w:val="left"/>
             </w:pPr>
@@ -667,6 +686,7 @@
           </w:p>
           <w:p>
             <w:pPr>
+              <w:keepNext w:val="false"/>
               <w:spacing w:after="40" w:before="0"/>
               <w:jc w:val="left"/>
             </w:pPr>
@@ -699,6 +719,7 @@
           </w:tcPr>
           <w:p>
             <w:pPr>
+              <w:keepNext w:val="false"/>
               <w:spacing w:after="40" w:before="0"/>
               <w:jc w:val="left"/>
             </w:pPr>
@@ -731,6 +752,7 @@
           </w:tcPr>
           <w:p>
             <w:pPr>
+              <w:keepNext w:val="false"/>
               <w:spacing w:after="40" w:before="0"/>
               <w:jc w:val="left"/>
             </w:pPr>
@@ -763,6 +785,7 @@
           </w:tcPr>
           <w:p>
             <w:pPr>
+              <w:keepNext w:val="false"/>
               <w:spacing w:after="40" w:before="0"/>
               <w:jc w:val="left"/>
             </w:pPr>
@@ -797,6 +820,7 @@
           </w:tcPr>
           <w:p>
             <w:pPr>
+              <w:keepNext w:val="false"/>
               <w:spacing w:after="40" w:before="0"/>
               <w:jc w:val="left"/>
             </w:pPr>
@@ -816,6 +840,7 @@
           </w:p>
           <w:p>
             <w:pPr>
+              <w:keepNext w:val="false"/>
               <w:spacing w:after="40" w:before="0"/>
               <w:jc w:val="left"/>
             </w:pPr>
@@ -848,6 +873,7 @@
           </w:tcPr>
           <w:p>
             <w:pPr>
+              <w:keepNext w:val="false"/>
               <w:spacing w:after="40" w:before="0"/>
               <w:jc w:val="left"/>
             </w:pPr>
@@ -880,6 +906,7 @@
           </w:tcPr>
           <w:p>
             <w:pPr>
+              <w:keepNext w:val="false"/>
               <w:spacing w:after="40" w:before="0"/>
               <w:jc w:val="left"/>
             </w:pPr>
@@ -912,6 +939,7 @@
           </w:tcPr>
           <w:p>
             <w:pPr>
+              <w:keepNext w:val="false"/>
               <w:spacing w:after="40" w:before="0"/>
               <w:jc w:val="left"/>
             </w:pPr>
@@ -946,6 +974,7 @@
           </w:tcPr>
           <w:p>
             <w:pPr>
+              <w:keepNext w:val="false"/>
               <w:spacing w:after="40" w:before="0"/>
               <w:jc w:val="left"/>
             </w:pPr>
@@ -965,6 +994,7 @@
           </w:p>
           <w:p>
             <w:pPr>
+              <w:keepNext w:val="false"/>
               <w:spacing w:after="40" w:before="0"/>
               <w:jc w:val="left"/>
             </w:pPr>
@@ -997,6 +1027,7 @@
           </w:tcPr>
           <w:p>
             <w:pPr>
+              <w:keepNext w:val="false"/>
               <w:spacing w:after="40" w:before="0"/>
               <w:jc w:val="left"/>
             </w:pPr>
@@ -1029,6 +1060,7 @@
           </w:tcPr>
           <w:p>
             <w:pPr>
+              <w:keepNext w:val="false"/>
               <w:spacing w:after="40" w:before="0"/>
               <w:jc w:val="left"/>
             </w:pPr>
@@ -1061,6 +1093,7 @@
           </w:tcPr>
           <w:p>
             <w:pPr>
+              <w:keepNext w:val="false"/>
               <w:spacing w:after="40" w:before="0"/>
               <w:jc w:val="left"/>
             </w:pPr>
@@ -1095,6 +1128,7 @@
           </w:tcPr>
           <w:p>
             <w:pPr>
+              <w:keepNext w:val="false"/>
               <w:spacing w:after="40" w:before="0"/>
               <w:jc w:val="left"/>
             </w:pPr>
@@ -1114,6 +1148,7 @@
           </w:p>
           <w:p>
             <w:pPr>
+              <w:keepNext w:val="false"/>
               <w:spacing w:after="40" w:before="0"/>
               <w:jc w:val="left"/>
             </w:pPr>
@@ -1146,6 +1181,7 @@
           </w:tcPr>
           <w:p>
             <w:pPr>
+              <w:keepNext w:val="false"/>
               <w:spacing w:after="40" w:before="0"/>
               <w:jc w:val="left"/>
             </w:pPr>
@@ -1178,6 +1214,7 @@
           </w:tcPr>
           <w:p>
             <w:pPr>
+              <w:keepNext w:val="false"/>
               <w:spacing w:after="40" w:before="0"/>
               <w:jc w:val="left"/>
             </w:pPr>
@@ -1210,6 +1247,7 @@
           </w:tcPr>
           <w:p>
             <w:pPr>
+              <w:keepNext w:val="false"/>
               <w:spacing w:after="40" w:before="0"/>
               <w:jc w:val="left"/>
             </w:pPr>
@@ -1244,6 +1282,7 @@
           </w:tcPr>
           <w:p>
             <w:pPr>
+              <w:keepNext w:val="false"/>
               <w:spacing w:after="40" w:before="0"/>
               <w:jc w:val="left"/>
             </w:pPr>
@@ -1263,6 +1302,7 @@
           </w:p>
           <w:p>
             <w:pPr>
+              <w:keepNext w:val="false"/>
               <w:spacing w:after="40" w:before="0"/>
               <w:jc w:val="left"/>
             </w:pPr>
@@ -1295,6 +1335,7 @@
           </w:tcPr>
           <w:p>
             <w:pPr>
+              <w:keepNext w:val="false"/>
               <w:spacing w:after="40" w:before="0"/>
               <w:jc w:val="left"/>
             </w:pPr>
@@ -1327,6 +1368,7 @@
           </w:tcPr>
           <w:p>
             <w:pPr>
+              <w:keepNext w:val="false"/>
               <w:spacing w:after="40" w:before="0"/>
               <w:jc w:val="left"/>
             </w:pPr>
@@ -1359,6 +1401,7 @@
           </w:tcPr>
           <w:p>
             <w:pPr>
+              <w:keepNext w:val="false"/>
               <w:spacing w:after="40" w:before="0"/>
               <w:jc w:val="left"/>
             </w:pPr>
@@ -1393,6 +1436,7 @@
           </w:tcPr>
           <w:p>
             <w:pPr>
+              <w:keepNext w:val="false"/>
               <w:spacing w:after="40" w:before="0"/>
               <w:jc w:val="left"/>
             </w:pPr>
@@ -1412,6 +1456,7 @@
           </w:p>
           <w:p>
             <w:pPr>
+              <w:keepNext w:val="false"/>
               <w:spacing w:after="40" w:before="0"/>
               <w:jc w:val="left"/>
             </w:pPr>
@@ -1444,6 +1489,7 @@
           </w:tcPr>
           <w:p>
             <w:pPr>
+              <w:keepNext w:val="false"/>
               <w:spacing w:after="40" w:before="0"/>
               <w:jc w:val="left"/>
             </w:pPr>
@@ -1476,6 +1522,7 @@
           </w:tcPr>
           <w:p>
             <w:pPr>
+              <w:keepNext w:val="false"/>
               <w:spacing w:after="40" w:before="0"/>
               <w:jc w:val="left"/>
             </w:pPr>
@@ -1508,6 +1555,7 @@
           </w:tcPr>
           <w:p>
             <w:pPr>
+              <w:keepNext w:val="false"/>
               <w:spacing w:after="40" w:before="0"/>
               <w:jc w:val="left"/>
             </w:pPr>
@@ -1542,6 +1590,7 @@
           </w:tcPr>
           <w:p>
             <w:pPr>
+              <w:keepNext w:val="false"/>
               <w:spacing w:after="40" w:before="0"/>
               <w:jc w:val="left"/>
             </w:pPr>
@@ -1561,6 +1610,7 @@
           </w:p>
           <w:p>
             <w:pPr>
+              <w:keepNext w:val="false"/>
               <w:spacing w:after="40" w:before="0"/>
               <w:jc w:val="left"/>
             </w:pPr>
@@ -1593,6 +1643,7 @@
           </w:tcPr>
           <w:p>
             <w:pPr>
+              <w:keepNext w:val="false"/>
               <w:spacing w:after="40" w:before="0"/>
               <w:jc w:val="left"/>
             </w:pPr>
@@ -1625,6 +1676,7 @@
           </w:tcPr>
           <w:p>
             <w:pPr>
+              <w:keepNext w:val="false"/>
               <w:spacing w:after="40" w:before="0"/>
               <w:jc w:val="left"/>
             </w:pPr>
@@ -1657,6 +1709,7 @@
           </w:tcPr>
           <w:p>
             <w:pPr>
+              <w:keepNext w:val="false"/>
               <w:spacing w:after="40" w:before="0"/>
               <w:jc w:val="left"/>
             </w:pPr>
@@ -1691,6 +1744,7 @@
           </w:tcPr>
           <w:p>
             <w:pPr>
+              <w:keepNext w:val="false"/>
               <w:spacing w:after="40" w:before="0"/>
               <w:jc w:val="left"/>
             </w:pPr>
@@ -1710,6 +1764,7 @@
           </w:p>
           <w:p>
             <w:pPr>
+              <w:keepNext w:val="false"/>
               <w:spacing w:after="40" w:before="0"/>
               <w:jc w:val="left"/>
             </w:pPr>
@@ -1742,6 +1797,7 @@
           </w:tcPr>
           <w:p>
             <w:pPr>
+              <w:keepNext w:val="false"/>
               <w:spacing w:after="40" w:before="0"/>
               <w:jc w:val="left"/>
             </w:pPr>
@@ -1774,6 +1830,7 @@
           </w:tcPr>
           <w:p>
             <w:pPr>
+              <w:keepNext w:val="false"/>
               <w:spacing w:after="40" w:before="0"/>
               <w:jc w:val="left"/>
             </w:pPr>
@@ -1806,6 +1863,7 @@
           </w:tcPr>
           <w:p>
             <w:pPr>
+              <w:keepNext w:val="false"/>
               <w:spacing w:after="40" w:before="0"/>
               <w:jc w:val="left"/>
             </w:pPr>
@@ -1840,6 +1898,7 @@
           </w:tcPr>
           <w:p>
             <w:pPr>
+              <w:keepNext w:val="false"/>
               <w:spacing w:after="40" w:before="0"/>
               <w:jc w:val="left"/>
             </w:pPr>
@@ -1859,6 +1918,7 @@
           </w:p>
           <w:p>
             <w:pPr>
+              <w:keepNext w:val="false"/>
               <w:spacing w:after="40" w:before="0"/>
               <w:jc w:val="left"/>
             </w:pPr>
@@ -1891,6 +1951,7 @@
           </w:tcPr>
           <w:p>
             <w:pPr>
+              <w:keepNext w:val="false"/>
               <w:spacing w:after="40" w:before="0"/>
               <w:jc w:val="left"/>
             </w:pPr>
@@ -1923,6 +1984,7 @@
           </w:tcPr>
           <w:p>
             <w:pPr>
+              <w:keepNext w:val="false"/>
               <w:spacing w:after="40" w:before="0"/>
               <w:jc w:val="left"/>
             </w:pPr>
@@ -1955,6 +2017,7 @@
           </w:tcPr>
           <w:p>
             <w:pPr>
+              <w:keepNext w:val="false"/>
               <w:spacing w:after="40" w:before="0"/>
               <w:jc w:val="left"/>
             </w:pPr>
@@ -2093,7 +2156,7 @@
         </w:rPr>
         <w:t xml:space="preserve">© 2026 SeaVuria and ARES. This work is licensed under a </w:t>
       </w:r>
-      <w:hyperlink w:history="1" r:id="rIdckbrzm4ffgtuudrqubyvr">
+      <w:hyperlink w:history="1" r:id="rIdan5nz8e_4hdw3tq8shevc">
         <w:r>
           <w:rPr>
             <w:rFonts w:ascii="Arial" w:cs="Arial" w:eastAsia="Arial" w:hAnsi="Arial"/>
@@ -2113,7 +2176,7 @@
         </w:rPr>
         <w:t xml:space="preserve"> (</w:t>
       </w:r>
-      <w:hyperlink w:history="1" r:id="rId43wlcf7qfwo6gnqzlnw0h">
+      <w:hyperlink w:history="1" r:id="rId4skk3g1o6i1dnviq7pyb8">
         <w:r>
           <w:rPr>
             <w:rFonts w:ascii="Arial" w:cs="Arial" w:eastAsia="Arial" w:hAnsi="Arial"/>
@@ -2133,7 +2196,7 @@
         </w:rPr>
         <w:t xml:space="preserve">). To view a copy of this license, visit </w:t>
       </w:r>
-      <w:hyperlink w:history="1" r:id="rId3led59tm7pyhtfjppj1qu">
+      <w:hyperlink w:history="1" r:id="rIdj2pwzxpxp-pu4xayvb3xj">
         <w:r>
           <w:rPr>
             <w:rFonts w:ascii="Arial" w:cs="Arial" w:eastAsia="Arial" w:hAnsi="Arial"/>

--- a/data/outputs/v2/Chemistry/SS1.1_Introduction_to_Chemistry/Chemistry_Introduction_to_Chemistry_SummaryTable.docx
+++ b/data/outputs/v2/Chemistry/SS1.1_Introduction_to_Chemistry/Chemistry_Introduction_to_Chemistry_SummaryTable.docx
@@ -2156,7 +2156,7 @@
         </w:rPr>
         <w:t xml:space="preserve">© 2026 SeaVuria and ARES. This work is licensed under a </w:t>
       </w:r>
-      <w:hyperlink w:history="1" r:id="rIdan5nz8e_4hdw3tq8shevc">
+      <w:hyperlink w:history="1" r:id="rIdqqxloy5b_sesc6ugnzf70">
         <w:r>
           <w:rPr>
             <w:rFonts w:ascii="Arial" w:cs="Arial" w:eastAsia="Arial" w:hAnsi="Arial"/>
@@ -2176,7 +2176,7 @@
         </w:rPr>
         <w:t xml:space="preserve"> (</w:t>
       </w:r>
-      <w:hyperlink w:history="1" r:id="rId4skk3g1o6i1dnviq7pyb8">
+      <w:hyperlink w:history="1" r:id="rIdxalxkcas6mhkfjpoyyxpu">
         <w:r>
           <w:rPr>
             <w:rFonts w:ascii="Arial" w:cs="Arial" w:eastAsia="Arial" w:hAnsi="Arial"/>
@@ -2196,7 +2196,7 @@
         </w:rPr>
         <w:t xml:space="preserve">). To view a copy of this license, visit </w:t>
       </w:r>
-      <w:hyperlink w:history="1" r:id="rIdj2pwzxpxp-pu4xayvb3xj">
+      <w:hyperlink w:history="1" r:id="rIdnxzgr6skaju0jmpxsghdh">
         <w:r>
           <w:rPr>
             <w:rFonts w:ascii="Arial" w:cs="Arial" w:eastAsia="Arial" w:hAnsi="Arial"/>
